--- a/docx/en/BUFRCREX_TableB_en_35.docx
+++ b/docx/en/BUFRCREX_TableB_en_35.docx
@@ -8,19 +8,33 @@
       </w:pPr>
       <w:r>
         <w:rPr>
-          <w:rFonts w:ascii="Arial" w:hAnsi="Arial"/>
+          <w:rFonts w:ascii="Verdana" w:hAnsi="Verdana"/>
           <w:b/>
           <w:sz w:val="22"/>
         </w:rPr>
-        <w:t>BUFR/CREX Table B — Class 35: Data monitoring information</w:t>
+        <w:t>Class 35: Data monitoring information</w:t>
       </w:r>
     </w:p>
     <w:tbl>
       <w:tblPr>
         <w:tblStyle w:val="TableGrid"/>
         <w:tblW w:type="auto" w:w="0"/>
-        <w:jc w:val="center"/>
+        <w:jc w:val="left"/>
         <w:tblLook w:firstColumn="1" w:firstRow="1" w:lastColumn="0" w:lastRow="0" w:noHBand="0" w:noVBand="1" w:val="04A0"/>
+        <w:tblBorders>
+          <w:top w:val="single" w:sz="4" w:space="0" w:color="595959"/>
+          <w:left w:val="single" w:sz="4" w:space="0" w:color="595959"/>
+          <w:bottom w:val="single" w:sz="4" w:space="0" w:color="595959"/>
+          <w:right w:val="single" w:sz="4" w:space="0" w:color="595959"/>
+          <w:insideH w:val="single" w:sz="4" w:space="0" w:color="595959"/>
+          <w:insideV w:val="single" w:sz="4" w:space="0" w:color="595959"/>
+        </w:tblBorders>
+        <w:tblCellMar>
+          <w:top w:w="85" w:type="dxa"/>
+          <w:left w:w="85" w:type="dxa"/>
+          <w:bottom w:w="85" w:type="dxa"/>
+          <w:right w:w="85" w:type="dxa"/>
+        </w:tblCellMar>
       </w:tblPr>
       <w:tblGrid>
         <w:gridCol w:w="1514"/>
@@ -35,20 +49,20 @@
         <w:gridCol w:w="1514"/>
       </w:tblGrid>
       <w:tr>
+        <w:trPr>
+          <w:tblHeader/>
+        </w:trPr>
         <w:tc>
           <w:tcPr>
             <w:tcW w:type="dxa" w:w="1514"/>
-            <w:shd w:val="clear" w:color="auto" w:fill="D9E2F3"/>
+            <w:shd w:val="clear" w:color="auto" w:fill="D9D9D9"/>
           </w:tcPr>
           <w:p>
-            <w:pPr>
-              <w:jc w:val="center"/>
-            </w:pPr>
             <w:r/>
             <w:r>
               <w:rPr>
-                <w:rFonts w:ascii="Arial" w:hAnsi="Arial"/>
-                <w:b/>
+                <w:rFonts w:ascii="Verdana" w:hAnsi="Verdana"/>
+                <w:b w:val="0"/>
                 <w:sz w:val="16"/>
               </w:rPr>
               <w:t>FXY</w:t>
@@ -58,185 +72,161 @@
         <w:tc>
           <w:tcPr>
             <w:tcW w:type="dxa" w:w="1514"/>
-            <w:shd w:val="clear" w:color="auto" w:fill="D9E2F3"/>
+            <w:shd w:val="clear" w:color="auto" w:fill="D9D9D9"/>
           </w:tcPr>
           <w:p>
-            <w:pPr>
-              <w:jc w:val="center"/>
-            </w:pPr>
             <w:r/>
             <w:r>
               <w:rPr>
-                <w:rFonts w:ascii="Arial" w:hAnsi="Arial"/>
-                <w:b/>
+                <w:rFonts w:ascii="Verdana" w:hAnsi="Verdana"/>
+                <w:b w:val="0"/>
                 <w:sz w:val="16"/>
               </w:rPr>
-              <w:t>ElementName</w:t>
+              <w:t>ELEMENT NAME</w:t>
             </w:r>
           </w:p>
         </w:tc>
         <w:tc>
           <w:tcPr>
             <w:tcW w:type="dxa" w:w="1514"/>
-            <w:shd w:val="clear" w:color="auto" w:fill="D9E2F3"/>
+            <w:shd w:val="clear" w:color="auto" w:fill="D9D9D9"/>
           </w:tcPr>
           <w:p>
-            <w:pPr>
-              <w:jc w:val="center"/>
-            </w:pPr>
             <w:r/>
             <w:r>
               <w:rPr>
-                <w:rFonts w:ascii="Arial" w:hAnsi="Arial"/>
-                <w:b/>
+                <w:rFonts w:ascii="Verdana" w:hAnsi="Verdana"/>
+                <w:b w:val="0"/>
                 <w:sz w:val="16"/>
               </w:rPr>
-              <w:t>BUFR Unit</w:t>
+              <w:t>BUFR UNIT</w:t>
             </w:r>
           </w:p>
         </w:tc>
         <w:tc>
           <w:tcPr>
             <w:tcW w:type="dxa" w:w="1514"/>
-            <w:shd w:val="clear" w:color="auto" w:fill="D9E2F3"/>
+            <w:shd w:val="clear" w:color="auto" w:fill="D9D9D9"/>
           </w:tcPr>
           <w:p>
-            <w:pPr>
-              <w:jc w:val="center"/>
-            </w:pPr>
             <w:r/>
             <w:r>
               <w:rPr>
-                <w:rFonts w:ascii="Arial" w:hAnsi="Arial"/>
-                <w:b/>
+                <w:rFonts w:ascii="Verdana" w:hAnsi="Verdana"/>
+                <w:b w:val="0"/>
                 <w:sz w:val="16"/>
               </w:rPr>
-              <w:t>Scale</w:t>
+              <w:t>SCALE</w:t>
             </w:r>
           </w:p>
         </w:tc>
         <w:tc>
           <w:tcPr>
             <w:tcW w:type="dxa" w:w="1514"/>
-            <w:shd w:val="clear" w:color="auto" w:fill="D9E2F3"/>
+            <w:shd w:val="clear" w:color="auto" w:fill="D9D9D9"/>
           </w:tcPr>
           <w:p>
-            <w:pPr>
-              <w:jc w:val="center"/>
-            </w:pPr>
             <w:r/>
             <w:r>
               <w:rPr>
-                <w:rFonts w:ascii="Arial" w:hAnsi="Arial"/>
-                <w:b/>
+                <w:rFonts w:ascii="Verdana" w:hAnsi="Verdana"/>
+                <w:b w:val="0"/>
                 <w:sz w:val="16"/>
               </w:rPr>
-              <w:t>Ref Value</w:t>
+              <w:t>REF VALUE</w:t>
             </w:r>
           </w:p>
         </w:tc>
         <w:tc>
           <w:tcPr>
             <w:tcW w:type="dxa" w:w="1514"/>
-            <w:shd w:val="clear" w:color="auto" w:fill="D9E2F3"/>
+            <w:shd w:val="clear" w:color="auto" w:fill="D9D9D9"/>
           </w:tcPr>
           <w:p>
-            <w:pPr>
-              <w:jc w:val="center"/>
-            </w:pPr>
             <w:r/>
             <w:r>
               <w:rPr>
-                <w:rFonts w:ascii="Arial" w:hAnsi="Arial"/>
-                <w:b/>
+                <w:rFonts w:ascii="Verdana" w:hAnsi="Verdana"/>
+                <w:b w:val="0"/>
                 <w:sz w:val="16"/>
               </w:rPr>
-              <w:t>Bits</w:t>
+              <w:t>BITS</w:t>
             </w:r>
           </w:p>
         </w:tc>
         <w:tc>
           <w:tcPr>
             <w:tcW w:type="dxa" w:w="1514"/>
-            <w:shd w:val="clear" w:color="auto" w:fill="D9E2F3"/>
+            <w:shd w:val="clear" w:color="auto" w:fill="D9D9D9"/>
           </w:tcPr>
           <w:p>
-            <w:pPr>
-              <w:jc w:val="center"/>
-            </w:pPr>
             <w:r/>
             <w:r>
               <w:rPr>
-                <w:rFonts w:ascii="Arial" w:hAnsi="Arial"/>
-                <w:b/>
+                <w:rFonts w:ascii="Verdana" w:hAnsi="Verdana"/>
+                <w:b w:val="0"/>
                 <w:sz w:val="16"/>
               </w:rPr>
-              <w:t>CREX Unit</w:t>
+              <w:t>CREX UNIT</w:t>
             </w:r>
           </w:p>
         </w:tc>
         <w:tc>
           <w:tcPr>
             <w:tcW w:type="dxa" w:w="1514"/>
-            <w:shd w:val="clear" w:color="auto" w:fill="D9E2F3"/>
+            <w:shd w:val="clear" w:color="auto" w:fill="D9D9D9"/>
           </w:tcPr>
           <w:p>
-            <w:pPr>
-              <w:jc w:val="center"/>
-            </w:pPr>
             <w:r/>
             <w:r>
               <w:rPr>
-                <w:rFonts w:ascii="Arial" w:hAnsi="Arial"/>
-                <w:b/>
+                <w:rFonts w:ascii="Verdana" w:hAnsi="Verdana"/>
+                <w:b w:val="0"/>
                 <w:sz w:val="16"/>
               </w:rPr>
-              <w:t>Scale</w:t>
+              <w:t>SCALE</w:t>
             </w:r>
           </w:p>
         </w:tc>
         <w:tc>
           <w:tcPr>
             <w:tcW w:type="dxa" w:w="1514"/>
-            <w:shd w:val="clear" w:color="auto" w:fill="D9E2F3"/>
+            <w:shd w:val="clear" w:color="auto" w:fill="D9D9D9"/>
           </w:tcPr>
           <w:p>
-            <w:pPr>
-              <w:jc w:val="center"/>
-            </w:pPr>
             <w:r/>
             <w:r>
               <w:rPr>
-                <w:rFonts w:ascii="Arial" w:hAnsi="Arial"/>
-                <w:b/>
+                <w:rFonts w:ascii="Verdana" w:hAnsi="Verdana"/>
+                <w:b w:val="0"/>
                 <w:sz w:val="16"/>
               </w:rPr>
-              <w:t>Chars</w:t>
+              <w:t>CHARS</w:t>
             </w:r>
           </w:p>
         </w:tc>
         <w:tc>
           <w:tcPr>
             <w:tcW w:type="dxa" w:w="1514"/>
-            <w:shd w:val="clear" w:color="auto" w:fill="D9E2F3"/>
+            <w:shd w:val="clear" w:color="auto" w:fill="D9D9D9"/>
           </w:tcPr>
           <w:p>
-            <w:pPr>
-              <w:jc w:val="center"/>
-            </w:pPr>
             <w:r/>
             <w:r>
               <w:rPr>
-                <w:rFonts w:ascii="Arial" w:hAnsi="Arial"/>
-                <w:b/>
+                <w:rFonts w:ascii="Verdana" w:hAnsi="Verdana"/>
+                <w:b w:val="0"/>
                 <w:sz w:val="16"/>
               </w:rPr>
-              <w:t>Note</w:t>
+              <w:t>NOTE</w:t>
             </w:r>
           </w:p>
         </w:tc>
       </w:tr>
       <w:tr>
+        <w:trPr>
+          <w:cantSplit/>
+        </w:trPr>
         <w:tc>
           <w:tcPr>
             <w:tcW w:type="dxa" w:w="1514"/>
@@ -245,7 +235,7 @@
             <w:r/>
             <w:r>
               <w:rPr>
-                <w:rFonts w:ascii="Arial" w:hAnsi="Arial"/>
+                <w:rFonts w:ascii="Verdana" w:hAnsi="Verdana"/>
                 <w:b w:val="0"/>
                 <w:sz w:val="16"/>
               </w:rPr>
@@ -261,7 +251,7 @@
             <w:r/>
             <w:r>
               <w:rPr>
-                <w:rFonts w:ascii="Arial" w:hAnsi="Arial"/>
+                <w:rFonts w:ascii="Verdana" w:hAnsi="Verdana"/>
                 <w:b w:val="0"/>
                 <w:sz w:val="16"/>
               </w:rPr>
@@ -277,7 +267,7 @@
             <w:r/>
             <w:r>
               <w:rPr>
-                <w:rFonts w:ascii="Arial" w:hAnsi="Arial"/>
+                <w:rFonts w:ascii="Verdana" w:hAnsi="Verdana"/>
                 <w:b w:val="0"/>
                 <w:sz w:val="16"/>
               </w:rPr>
@@ -293,7 +283,7 @@
             <w:r/>
             <w:r>
               <w:rPr>
-                <w:rFonts w:ascii="Arial" w:hAnsi="Arial"/>
+                <w:rFonts w:ascii="Verdana" w:hAnsi="Verdana"/>
                 <w:b w:val="0"/>
                 <w:sz w:val="16"/>
               </w:rPr>
@@ -309,7 +299,7 @@
             <w:r/>
             <w:r>
               <w:rPr>
-                <w:rFonts w:ascii="Arial" w:hAnsi="Arial"/>
+                <w:rFonts w:ascii="Verdana" w:hAnsi="Verdana"/>
                 <w:b w:val="0"/>
                 <w:sz w:val="16"/>
               </w:rPr>
@@ -325,7 +315,7 @@
             <w:r/>
             <w:r>
               <w:rPr>
-                <w:rFonts w:ascii="Arial" w:hAnsi="Arial"/>
+                <w:rFonts w:ascii="Verdana" w:hAnsi="Verdana"/>
                 <w:b w:val="0"/>
                 <w:sz w:val="16"/>
               </w:rPr>
@@ -341,7 +331,7 @@
             <w:r/>
             <w:r>
               <w:rPr>
-                <w:rFonts w:ascii="Arial" w:hAnsi="Arial"/>
+                <w:rFonts w:ascii="Verdana" w:hAnsi="Verdana"/>
                 <w:b w:val="0"/>
                 <w:sz w:val="16"/>
               </w:rPr>
@@ -357,7 +347,7 @@
             <w:r/>
             <w:r>
               <w:rPr>
-                <w:rFonts w:ascii="Arial" w:hAnsi="Arial"/>
+                <w:rFonts w:ascii="Verdana" w:hAnsi="Verdana"/>
                 <w:b w:val="0"/>
                 <w:sz w:val="16"/>
               </w:rPr>
@@ -373,7 +363,7 @@
             <w:r/>
             <w:r>
               <w:rPr>
-                <w:rFonts w:ascii="Arial" w:hAnsi="Arial"/>
+                <w:rFonts w:ascii="Verdana" w:hAnsi="Verdana"/>
                 <w:b w:val="0"/>
                 <w:sz w:val="16"/>
               </w:rPr>
@@ -389,7 +379,7 @@
             <w:r/>
             <w:r>
               <w:rPr>
-                <w:rFonts w:ascii="Arial" w:hAnsi="Arial"/>
+                <w:rFonts w:ascii="Verdana" w:hAnsi="Verdana"/>
                 <w:b w:val="0"/>
                 <w:sz w:val="16"/>
               </w:rPr>
@@ -398,6 +388,9 @@
         </w:tc>
       </w:tr>
       <w:tr>
+        <w:trPr>
+          <w:cantSplit/>
+        </w:trPr>
         <w:tc>
           <w:tcPr>
             <w:tcW w:type="dxa" w:w="1514"/>
@@ -406,7 +399,7 @@
             <w:r/>
             <w:r>
               <w:rPr>
-                <w:rFonts w:ascii="Arial" w:hAnsi="Arial"/>
+                <w:rFonts w:ascii="Verdana" w:hAnsi="Verdana"/>
                 <w:b w:val="0"/>
                 <w:sz w:val="16"/>
               </w:rPr>
@@ -422,7 +415,7 @@
             <w:r/>
             <w:r>
               <w:rPr>
-                <w:rFonts w:ascii="Arial" w:hAnsi="Arial"/>
+                <w:rFonts w:ascii="Verdana" w:hAnsi="Verdana"/>
                 <w:b w:val="0"/>
                 <w:sz w:val="16"/>
               </w:rPr>
@@ -438,7 +431,7 @@
             <w:r/>
             <w:r>
               <w:rPr>
-                <w:rFonts w:ascii="Arial" w:hAnsi="Arial"/>
+                <w:rFonts w:ascii="Verdana" w:hAnsi="Verdana"/>
                 <w:b w:val="0"/>
                 <w:sz w:val="16"/>
               </w:rPr>
@@ -454,7 +447,7 @@
             <w:r/>
             <w:r>
               <w:rPr>
-                <w:rFonts w:ascii="Arial" w:hAnsi="Arial"/>
+                <w:rFonts w:ascii="Verdana" w:hAnsi="Verdana"/>
                 <w:b w:val="0"/>
                 <w:sz w:val="16"/>
               </w:rPr>
@@ -470,7 +463,7 @@
             <w:r/>
             <w:r>
               <w:rPr>
-                <w:rFonts w:ascii="Arial" w:hAnsi="Arial"/>
+                <w:rFonts w:ascii="Verdana" w:hAnsi="Verdana"/>
                 <w:b w:val="0"/>
                 <w:sz w:val="16"/>
               </w:rPr>
@@ -486,7 +479,7 @@
             <w:r/>
             <w:r>
               <w:rPr>
-                <w:rFonts w:ascii="Arial" w:hAnsi="Arial"/>
+                <w:rFonts w:ascii="Verdana" w:hAnsi="Verdana"/>
                 <w:b w:val="0"/>
                 <w:sz w:val="16"/>
               </w:rPr>
@@ -502,7 +495,7 @@
             <w:r/>
             <w:r>
               <w:rPr>
-                <w:rFonts w:ascii="Arial" w:hAnsi="Arial"/>
+                <w:rFonts w:ascii="Verdana" w:hAnsi="Verdana"/>
                 <w:b w:val="0"/>
                 <w:sz w:val="16"/>
               </w:rPr>
@@ -518,7 +511,7 @@
             <w:r/>
             <w:r>
               <w:rPr>
-                <w:rFonts w:ascii="Arial" w:hAnsi="Arial"/>
+                <w:rFonts w:ascii="Verdana" w:hAnsi="Verdana"/>
                 <w:b w:val="0"/>
                 <w:sz w:val="16"/>
               </w:rPr>
@@ -534,7 +527,7 @@
             <w:r/>
             <w:r>
               <w:rPr>
-                <w:rFonts w:ascii="Arial" w:hAnsi="Arial"/>
+                <w:rFonts w:ascii="Verdana" w:hAnsi="Verdana"/>
                 <w:b w:val="0"/>
                 <w:sz w:val="16"/>
               </w:rPr>
@@ -550,7 +543,7 @@
             <w:r/>
             <w:r>
               <w:rPr>
-                <w:rFonts w:ascii="Arial" w:hAnsi="Arial"/>
+                <w:rFonts w:ascii="Verdana" w:hAnsi="Verdana"/>
                 <w:b w:val="0"/>
                 <w:sz w:val="16"/>
               </w:rPr>
@@ -559,6 +552,9 @@
         </w:tc>
       </w:tr>
       <w:tr>
+        <w:trPr>
+          <w:cantSplit/>
+        </w:trPr>
         <w:tc>
           <w:tcPr>
             <w:tcW w:type="dxa" w:w="1514"/>
@@ -567,7 +563,7 @@
             <w:r/>
             <w:r>
               <w:rPr>
-                <w:rFonts w:ascii="Arial" w:hAnsi="Arial"/>
+                <w:rFonts w:ascii="Verdana" w:hAnsi="Verdana"/>
                 <w:b w:val="0"/>
                 <w:sz w:val="16"/>
               </w:rPr>
@@ -583,7 +579,7 @@
             <w:r/>
             <w:r>
               <w:rPr>
-                <w:rFonts w:ascii="Arial" w:hAnsi="Arial"/>
+                <w:rFonts w:ascii="Verdana" w:hAnsi="Verdana"/>
                 <w:b w:val="0"/>
                 <w:sz w:val="16"/>
               </w:rPr>
@@ -599,7 +595,7 @@
             <w:r/>
             <w:r>
               <w:rPr>
-                <w:rFonts w:ascii="Arial" w:hAnsi="Arial"/>
+                <w:rFonts w:ascii="Verdana" w:hAnsi="Verdana"/>
                 <w:b w:val="0"/>
                 <w:sz w:val="16"/>
               </w:rPr>
@@ -615,7 +611,7 @@
             <w:r/>
             <w:r>
               <w:rPr>
-                <w:rFonts w:ascii="Arial" w:hAnsi="Arial"/>
+                <w:rFonts w:ascii="Verdana" w:hAnsi="Verdana"/>
                 <w:b w:val="0"/>
                 <w:sz w:val="16"/>
               </w:rPr>
@@ -631,7 +627,7 @@
             <w:r/>
             <w:r>
               <w:rPr>
-                <w:rFonts w:ascii="Arial" w:hAnsi="Arial"/>
+                <w:rFonts w:ascii="Verdana" w:hAnsi="Verdana"/>
                 <w:b w:val="0"/>
                 <w:sz w:val="16"/>
               </w:rPr>
@@ -647,7 +643,7 @@
             <w:r/>
             <w:r>
               <w:rPr>
-                <w:rFonts w:ascii="Arial" w:hAnsi="Arial"/>
+                <w:rFonts w:ascii="Verdana" w:hAnsi="Verdana"/>
                 <w:b w:val="0"/>
                 <w:sz w:val="16"/>
               </w:rPr>
@@ -663,7 +659,7 @@
             <w:r/>
             <w:r>
               <w:rPr>
-                <w:rFonts w:ascii="Arial" w:hAnsi="Arial"/>
+                <w:rFonts w:ascii="Verdana" w:hAnsi="Verdana"/>
                 <w:b w:val="0"/>
                 <w:sz w:val="16"/>
               </w:rPr>
@@ -679,7 +675,7 @@
             <w:r/>
             <w:r>
               <w:rPr>
-                <w:rFonts w:ascii="Arial" w:hAnsi="Arial"/>
+                <w:rFonts w:ascii="Verdana" w:hAnsi="Verdana"/>
                 <w:b w:val="0"/>
                 <w:sz w:val="16"/>
               </w:rPr>
@@ -695,7 +691,7 @@
             <w:r/>
             <w:r>
               <w:rPr>
-                <w:rFonts w:ascii="Arial" w:hAnsi="Arial"/>
+                <w:rFonts w:ascii="Verdana" w:hAnsi="Verdana"/>
                 <w:b w:val="0"/>
                 <w:sz w:val="16"/>
               </w:rPr>
@@ -711,7 +707,7 @@
             <w:r/>
             <w:r>
               <w:rPr>
-                <w:rFonts w:ascii="Arial" w:hAnsi="Arial"/>
+                <w:rFonts w:ascii="Verdana" w:hAnsi="Verdana"/>
                 <w:b w:val="0"/>
                 <w:sz w:val="16"/>
               </w:rPr>
@@ -720,6 +716,9 @@
         </w:tc>
       </w:tr>
       <w:tr>
+        <w:trPr>
+          <w:cantSplit/>
+        </w:trPr>
         <w:tc>
           <w:tcPr>
             <w:tcW w:type="dxa" w:w="1514"/>
@@ -728,7 +727,7 @@
             <w:r/>
             <w:r>
               <w:rPr>
-                <w:rFonts w:ascii="Arial" w:hAnsi="Arial"/>
+                <w:rFonts w:ascii="Verdana" w:hAnsi="Verdana"/>
                 <w:b w:val="0"/>
                 <w:sz w:val="16"/>
               </w:rPr>
@@ -744,7 +743,7 @@
             <w:r/>
             <w:r>
               <w:rPr>
-                <w:rFonts w:ascii="Arial" w:hAnsi="Arial"/>
+                <w:rFonts w:ascii="Verdana" w:hAnsi="Verdana"/>
                 <w:b w:val="0"/>
                 <w:sz w:val="16"/>
               </w:rPr>
@@ -760,7 +759,7 @@
             <w:r/>
             <w:r>
               <w:rPr>
-                <w:rFonts w:ascii="Arial" w:hAnsi="Arial"/>
+                <w:rFonts w:ascii="Verdana" w:hAnsi="Verdana"/>
                 <w:b w:val="0"/>
                 <w:sz w:val="16"/>
               </w:rPr>
@@ -776,7 +775,7 @@
             <w:r/>
             <w:r>
               <w:rPr>
-                <w:rFonts w:ascii="Arial" w:hAnsi="Arial"/>
+                <w:rFonts w:ascii="Verdana" w:hAnsi="Verdana"/>
                 <w:b w:val="0"/>
                 <w:sz w:val="16"/>
               </w:rPr>
@@ -792,7 +791,7 @@
             <w:r/>
             <w:r>
               <w:rPr>
-                <w:rFonts w:ascii="Arial" w:hAnsi="Arial"/>
+                <w:rFonts w:ascii="Verdana" w:hAnsi="Verdana"/>
                 <w:b w:val="0"/>
                 <w:sz w:val="16"/>
               </w:rPr>
@@ -808,7 +807,7 @@
             <w:r/>
             <w:r>
               <w:rPr>
-                <w:rFonts w:ascii="Arial" w:hAnsi="Arial"/>
+                <w:rFonts w:ascii="Verdana" w:hAnsi="Verdana"/>
                 <w:b w:val="0"/>
                 <w:sz w:val="16"/>
               </w:rPr>
@@ -824,7 +823,7 @@
             <w:r/>
             <w:r>
               <w:rPr>
-                <w:rFonts w:ascii="Arial" w:hAnsi="Arial"/>
+                <w:rFonts w:ascii="Verdana" w:hAnsi="Verdana"/>
                 <w:b w:val="0"/>
                 <w:sz w:val="16"/>
               </w:rPr>
@@ -840,7 +839,7 @@
             <w:r/>
             <w:r>
               <w:rPr>
-                <w:rFonts w:ascii="Arial" w:hAnsi="Arial"/>
+                <w:rFonts w:ascii="Verdana" w:hAnsi="Verdana"/>
                 <w:b w:val="0"/>
                 <w:sz w:val="16"/>
               </w:rPr>
@@ -856,7 +855,7 @@
             <w:r/>
             <w:r>
               <w:rPr>
-                <w:rFonts w:ascii="Arial" w:hAnsi="Arial"/>
+                <w:rFonts w:ascii="Verdana" w:hAnsi="Verdana"/>
                 <w:b w:val="0"/>
                 <w:sz w:val="16"/>
               </w:rPr>
@@ -872,7 +871,7 @@
             <w:r/>
             <w:r>
               <w:rPr>
-                <w:rFonts w:ascii="Arial" w:hAnsi="Arial"/>
+                <w:rFonts w:ascii="Verdana" w:hAnsi="Verdana"/>
                 <w:b w:val="0"/>
                 <w:sz w:val="16"/>
               </w:rPr>
@@ -881,6 +880,9 @@
         </w:tc>
       </w:tr>
       <w:tr>
+        <w:trPr>
+          <w:cantSplit/>
+        </w:trPr>
         <w:tc>
           <w:tcPr>
             <w:tcW w:type="dxa" w:w="1514"/>
@@ -889,7 +891,7 @@
             <w:r/>
             <w:r>
               <w:rPr>
-                <w:rFonts w:ascii="Arial" w:hAnsi="Arial"/>
+                <w:rFonts w:ascii="Verdana" w:hAnsi="Verdana"/>
                 <w:b w:val="0"/>
                 <w:sz w:val="16"/>
               </w:rPr>
@@ -905,7 +907,7 @@
             <w:r/>
             <w:r>
               <w:rPr>
-                <w:rFonts w:ascii="Arial" w:hAnsi="Arial"/>
+                <w:rFonts w:ascii="Verdana" w:hAnsi="Verdana"/>
                 <w:b w:val="0"/>
                 <w:sz w:val="16"/>
               </w:rPr>
@@ -921,7 +923,7 @@
             <w:r/>
             <w:r>
               <w:rPr>
-                <w:rFonts w:ascii="Arial" w:hAnsi="Arial"/>
+                <w:rFonts w:ascii="Verdana" w:hAnsi="Verdana"/>
                 <w:b w:val="0"/>
                 <w:sz w:val="16"/>
               </w:rPr>
@@ -937,7 +939,7 @@
             <w:r/>
             <w:r>
               <w:rPr>
-                <w:rFonts w:ascii="Arial" w:hAnsi="Arial"/>
+                <w:rFonts w:ascii="Verdana" w:hAnsi="Verdana"/>
                 <w:b w:val="0"/>
                 <w:sz w:val="16"/>
               </w:rPr>
@@ -953,7 +955,7 @@
             <w:r/>
             <w:r>
               <w:rPr>
-                <w:rFonts w:ascii="Arial" w:hAnsi="Arial"/>
+                <w:rFonts w:ascii="Verdana" w:hAnsi="Verdana"/>
                 <w:b w:val="0"/>
                 <w:sz w:val="16"/>
               </w:rPr>
@@ -969,7 +971,7 @@
             <w:r/>
             <w:r>
               <w:rPr>
-                <w:rFonts w:ascii="Arial" w:hAnsi="Arial"/>
+                <w:rFonts w:ascii="Verdana" w:hAnsi="Verdana"/>
                 <w:b w:val="0"/>
                 <w:sz w:val="16"/>
               </w:rPr>
@@ -985,7 +987,7 @@
             <w:r/>
             <w:r>
               <w:rPr>
-                <w:rFonts w:ascii="Arial" w:hAnsi="Arial"/>
+                <w:rFonts w:ascii="Verdana" w:hAnsi="Verdana"/>
                 <w:b w:val="0"/>
                 <w:sz w:val="16"/>
               </w:rPr>
@@ -1001,7 +1003,7 @@
             <w:r/>
             <w:r>
               <w:rPr>
-                <w:rFonts w:ascii="Arial" w:hAnsi="Arial"/>
+                <w:rFonts w:ascii="Verdana" w:hAnsi="Verdana"/>
                 <w:b w:val="0"/>
                 <w:sz w:val="16"/>
               </w:rPr>
@@ -1017,7 +1019,7 @@
             <w:r/>
             <w:r>
               <w:rPr>
-                <w:rFonts w:ascii="Arial" w:hAnsi="Arial"/>
+                <w:rFonts w:ascii="Verdana" w:hAnsi="Verdana"/>
                 <w:b w:val="0"/>
                 <w:sz w:val="16"/>
               </w:rPr>
@@ -1033,7 +1035,7 @@
             <w:r/>
             <w:r>
               <w:rPr>
-                <w:rFonts w:ascii="Arial" w:hAnsi="Arial"/>
+                <w:rFonts w:ascii="Verdana" w:hAnsi="Verdana"/>
                 <w:b w:val="0"/>
                 <w:sz w:val="16"/>
               </w:rPr>
@@ -1042,6 +1044,9 @@
         </w:tc>
       </w:tr>
       <w:tr>
+        <w:trPr>
+          <w:cantSplit/>
+        </w:trPr>
         <w:tc>
           <w:tcPr>
             <w:tcW w:type="dxa" w:w="1514"/>
@@ -1050,7 +1055,7 @@
             <w:r/>
             <w:r>
               <w:rPr>
-                <w:rFonts w:ascii="Arial" w:hAnsi="Arial"/>
+                <w:rFonts w:ascii="Verdana" w:hAnsi="Verdana"/>
                 <w:b w:val="0"/>
                 <w:sz w:val="16"/>
               </w:rPr>
@@ -1066,7 +1071,7 @@
             <w:r/>
             <w:r>
               <w:rPr>
-                <w:rFonts w:ascii="Arial" w:hAnsi="Arial"/>
+                <w:rFonts w:ascii="Verdana" w:hAnsi="Verdana"/>
                 <w:b w:val="0"/>
                 <w:sz w:val="16"/>
               </w:rPr>
@@ -1082,7 +1087,7 @@
             <w:r/>
             <w:r>
               <w:rPr>
-                <w:rFonts w:ascii="Arial" w:hAnsi="Arial"/>
+                <w:rFonts w:ascii="Verdana" w:hAnsi="Verdana"/>
                 <w:b w:val="0"/>
                 <w:sz w:val="16"/>
               </w:rPr>
@@ -1098,7 +1103,7 @@
             <w:r/>
             <w:r>
               <w:rPr>
-                <w:rFonts w:ascii="Arial" w:hAnsi="Arial"/>
+                <w:rFonts w:ascii="Verdana" w:hAnsi="Verdana"/>
                 <w:b w:val="0"/>
                 <w:sz w:val="16"/>
               </w:rPr>
@@ -1114,7 +1119,7 @@
             <w:r/>
             <w:r>
               <w:rPr>
-                <w:rFonts w:ascii="Arial" w:hAnsi="Arial"/>
+                <w:rFonts w:ascii="Verdana" w:hAnsi="Verdana"/>
                 <w:b w:val="0"/>
                 <w:sz w:val="16"/>
               </w:rPr>
@@ -1130,7 +1135,7 @@
             <w:r/>
             <w:r>
               <w:rPr>
-                <w:rFonts w:ascii="Arial" w:hAnsi="Arial"/>
+                <w:rFonts w:ascii="Verdana" w:hAnsi="Verdana"/>
                 <w:b w:val="0"/>
                 <w:sz w:val="16"/>
               </w:rPr>
@@ -1146,7 +1151,7 @@
             <w:r/>
             <w:r>
               <w:rPr>
-                <w:rFonts w:ascii="Arial" w:hAnsi="Arial"/>
+                <w:rFonts w:ascii="Verdana" w:hAnsi="Verdana"/>
                 <w:b w:val="0"/>
                 <w:sz w:val="16"/>
               </w:rPr>
@@ -1162,7 +1167,7 @@
             <w:r/>
             <w:r>
               <w:rPr>
-                <w:rFonts w:ascii="Arial" w:hAnsi="Arial"/>
+                <w:rFonts w:ascii="Verdana" w:hAnsi="Verdana"/>
                 <w:b w:val="0"/>
                 <w:sz w:val="16"/>
               </w:rPr>
@@ -1178,7 +1183,7 @@
             <w:r/>
             <w:r>
               <w:rPr>
-                <w:rFonts w:ascii="Arial" w:hAnsi="Arial"/>
+                <w:rFonts w:ascii="Verdana" w:hAnsi="Verdana"/>
                 <w:b w:val="0"/>
                 <w:sz w:val="16"/>
               </w:rPr>
@@ -1194,7 +1199,7 @@
             <w:r/>
             <w:r>
               <w:rPr>
-                <w:rFonts w:ascii="Arial" w:hAnsi="Arial"/>
+                <w:rFonts w:ascii="Verdana" w:hAnsi="Verdana"/>
                 <w:b w:val="0"/>
                 <w:sz w:val="16"/>
               </w:rPr>
@@ -1203,6 +1208,9 @@
         </w:tc>
       </w:tr>
       <w:tr>
+        <w:trPr>
+          <w:cantSplit/>
+        </w:trPr>
         <w:tc>
           <w:tcPr>
             <w:tcW w:type="dxa" w:w="1514"/>
@@ -1211,7 +1219,7 @@
             <w:r/>
             <w:r>
               <w:rPr>
-                <w:rFonts w:ascii="Arial" w:hAnsi="Arial"/>
+                <w:rFonts w:ascii="Verdana" w:hAnsi="Verdana"/>
                 <w:b w:val="0"/>
                 <w:sz w:val="16"/>
               </w:rPr>
@@ -1227,7 +1235,7 @@
             <w:r/>
             <w:r>
               <w:rPr>
-                <w:rFonts w:ascii="Arial" w:hAnsi="Arial"/>
+                <w:rFonts w:ascii="Verdana" w:hAnsi="Verdana"/>
                 <w:b w:val="0"/>
                 <w:sz w:val="16"/>
               </w:rPr>
@@ -1243,7 +1251,7 @@
             <w:r/>
             <w:r>
               <w:rPr>
-                <w:rFonts w:ascii="Arial" w:hAnsi="Arial"/>
+                <w:rFonts w:ascii="Verdana" w:hAnsi="Verdana"/>
                 <w:b w:val="0"/>
                 <w:sz w:val="16"/>
               </w:rPr>
@@ -1259,7 +1267,7 @@
             <w:r/>
             <w:r>
               <w:rPr>
-                <w:rFonts w:ascii="Arial" w:hAnsi="Arial"/>
+                <w:rFonts w:ascii="Verdana" w:hAnsi="Verdana"/>
                 <w:b w:val="0"/>
                 <w:sz w:val="16"/>
               </w:rPr>
@@ -1275,7 +1283,7 @@
             <w:r/>
             <w:r>
               <w:rPr>
-                <w:rFonts w:ascii="Arial" w:hAnsi="Arial"/>
+                <w:rFonts w:ascii="Verdana" w:hAnsi="Verdana"/>
                 <w:b w:val="0"/>
                 <w:sz w:val="16"/>
               </w:rPr>
@@ -1291,7 +1299,7 @@
             <w:r/>
             <w:r>
               <w:rPr>
-                <w:rFonts w:ascii="Arial" w:hAnsi="Arial"/>
+                <w:rFonts w:ascii="Verdana" w:hAnsi="Verdana"/>
                 <w:b w:val="0"/>
                 <w:sz w:val="16"/>
               </w:rPr>
@@ -1307,7 +1315,7 @@
             <w:r/>
             <w:r>
               <w:rPr>
-                <w:rFonts w:ascii="Arial" w:hAnsi="Arial"/>
+                <w:rFonts w:ascii="Verdana" w:hAnsi="Verdana"/>
                 <w:b w:val="0"/>
                 <w:sz w:val="16"/>
               </w:rPr>
@@ -1323,7 +1331,7 @@
             <w:r/>
             <w:r>
               <w:rPr>
-                <w:rFonts w:ascii="Arial" w:hAnsi="Arial"/>
+                <w:rFonts w:ascii="Verdana" w:hAnsi="Verdana"/>
                 <w:b w:val="0"/>
                 <w:sz w:val="16"/>
               </w:rPr>
@@ -1339,7 +1347,7 @@
             <w:r/>
             <w:r>
               <w:rPr>
-                <w:rFonts w:ascii="Arial" w:hAnsi="Arial"/>
+                <w:rFonts w:ascii="Verdana" w:hAnsi="Verdana"/>
                 <w:b w:val="0"/>
                 <w:sz w:val="16"/>
               </w:rPr>
@@ -1355,7 +1363,7 @@
             <w:r/>
             <w:r>
               <w:rPr>
-                <w:rFonts w:ascii="Arial" w:hAnsi="Arial"/>
+                <w:rFonts w:ascii="Verdana" w:hAnsi="Verdana"/>
                 <w:b w:val="0"/>
                 <w:sz w:val="16"/>
               </w:rPr>
@@ -1364,6 +1372,9 @@
         </w:tc>
       </w:tr>
       <w:tr>
+        <w:trPr>
+          <w:cantSplit/>
+        </w:trPr>
         <w:tc>
           <w:tcPr>
             <w:tcW w:type="dxa" w:w="1514"/>
@@ -1372,7 +1383,7 @@
             <w:r/>
             <w:r>
               <w:rPr>
-                <w:rFonts w:ascii="Arial" w:hAnsi="Arial"/>
+                <w:rFonts w:ascii="Verdana" w:hAnsi="Verdana"/>
                 <w:b w:val="0"/>
                 <w:sz w:val="16"/>
               </w:rPr>
@@ -1388,7 +1399,7 @@
             <w:r/>
             <w:r>
               <w:rPr>
-                <w:rFonts w:ascii="Arial" w:hAnsi="Arial"/>
+                <w:rFonts w:ascii="Verdana" w:hAnsi="Verdana"/>
                 <w:b w:val="0"/>
                 <w:sz w:val="16"/>
               </w:rPr>
@@ -1404,7 +1415,7 @@
             <w:r/>
             <w:r>
               <w:rPr>
-                <w:rFonts w:ascii="Arial" w:hAnsi="Arial"/>
+                <w:rFonts w:ascii="Verdana" w:hAnsi="Verdana"/>
                 <w:b w:val="0"/>
                 <w:sz w:val="16"/>
               </w:rPr>
@@ -1420,7 +1431,7 @@
             <w:r/>
             <w:r>
               <w:rPr>
-                <w:rFonts w:ascii="Arial" w:hAnsi="Arial"/>
+                <w:rFonts w:ascii="Verdana" w:hAnsi="Verdana"/>
                 <w:b w:val="0"/>
                 <w:sz w:val="16"/>
               </w:rPr>
@@ -1436,7 +1447,7 @@
             <w:r/>
             <w:r>
               <w:rPr>
-                <w:rFonts w:ascii="Arial" w:hAnsi="Arial"/>
+                <w:rFonts w:ascii="Verdana" w:hAnsi="Verdana"/>
                 <w:b w:val="0"/>
                 <w:sz w:val="16"/>
               </w:rPr>
@@ -1452,7 +1463,7 @@
             <w:r/>
             <w:r>
               <w:rPr>
-                <w:rFonts w:ascii="Arial" w:hAnsi="Arial"/>
+                <w:rFonts w:ascii="Verdana" w:hAnsi="Verdana"/>
                 <w:b w:val="0"/>
                 <w:sz w:val="16"/>
               </w:rPr>
@@ -1468,7 +1479,7 @@
             <w:r/>
             <w:r>
               <w:rPr>
-                <w:rFonts w:ascii="Arial" w:hAnsi="Arial"/>
+                <w:rFonts w:ascii="Verdana" w:hAnsi="Verdana"/>
                 <w:b w:val="0"/>
                 <w:sz w:val="16"/>
               </w:rPr>
@@ -1484,7 +1495,7 @@
             <w:r/>
             <w:r>
               <w:rPr>
-                <w:rFonts w:ascii="Arial" w:hAnsi="Arial"/>
+                <w:rFonts w:ascii="Verdana" w:hAnsi="Verdana"/>
                 <w:b w:val="0"/>
                 <w:sz w:val="16"/>
               </w:rPr>
@@ -1500,7 +1511,7 @@
             <w:r/>
             <w:r>
               <w:rPr>
-                <w:rFonts w:ascii="Arial" w:hAnsi="Arial"/>
+                <w:rFonts w:ascii="Verdana" w:hAnsi="Verdana"/>
                 <w:b w:val="0"/>
                 <w:sz w:val="16"/>
               </w:rPr>
@@ -1516,7 +1527,7 @@
             <w:r/>
             <w:r>
               <w:rPr>
-                <w:rFonts w:ascii="Arial" w:hAnsi="Arial"/>
+                <w:rFonts w:ascii="Verdana" w:hAnsi="Verdana"/>
                 <w:b w:val="0"/>
                 <w:sz w:val="16"/>
               </w:rPr>
@@ -1525,6 +1536,9 @@
         </w:tc>
       </w:tr>
       <w:tr>
+        <w:trPr>
+          <w:cantSplit/>
+        </w:trPr>
         <w:tc>
           <w:tcPr>
             <w:tcW w:type="dxa" w:w="1514"/>
@@ -1533,7 +1547,7 @@
             <w:r/>
             <w:r>
               <w:rPr>
-                <w:rFonts w:ascii="Arial" w:hAnsi="Arial"/>
+                <w:rFonts w:ascii="Verdana" w:hAnsi="Verdana"/>
                 <w:b w:val="0"/>
                 <w:sz w:val="16"/>
               </w:rPr>
@@ -1549,7 +1563,7 @@
             <w:r/>
             <w:r>
               <w:rPr>
-                <w:rFonts w:ascii="Arial" w:hAnsi="Arial"/>
+                <w:rFonts w:ascii="Verdana" w:hAnsi="Verdana"/>
                 <w:b w:val="0"/>
                 <w:sz w:val="16"/>
               </w:rPr>
@@ -1565,7 +1579,7 @@
             <w:r/>
             <w:r>
               <w:rPr>
-                <w:rFonts w:ascii="Arial" w:hAnsi="Arial"/>
+                <w:rFonts w:ascii="Verdana" w:hAnsi="Verdana"/>
                 <w:b w:val="0"/>
                 <w:sz w:val="16"/>
               </w:rPr>
@@ -1581,7 +1595,7 @@
             <w:r/>
             <w:r>
               <w:rPr>
-                <w:rFonts w:ascii="Arial" w:hAnsi="Arial"/>
+                <w:rFonts w:ascii="Verdana" w:hAnsi="Verdana"/>
                 <w:b w:val="0"/>
                 <w:sz w:val="16"/>
               </w:rPr>
@@ -1597,7 +1611,7 @@
             <w:r/>
             <w:r>
               <w:rPr>
-                <w:rFonts w:ascii="Arial" w:hAnsi="Arial"/>
+                <w:rFonts w:ascii="Verdana" w:hAnsi="Verdana"/>
                 <w:b w:val="0"/>
                 <w:sz w:val="16"/>
               </w:rPr>
@@ -1613,7 +1627,7 @@
             <w:r/>
             <w:r>
               <w:rPr>
-                <w:rFonts w:ascii="Arial" w:hAnsi="Arial"/>
+                <w:rFonts w:ascii="Verdana" w:hAnsi="Verdana"/>
                 <w:b w:val="0"/>
                 <w:sz w:val="16"/>
               </w:rPr>
@@ -1629,7 +1643,7 @@
             <w:r/>
             <w:r>
               <w:rPr>
-                <w:rFonts w:ascii="Arial" w:hAnsi="Arial"/>
+                <w:rFonts w:ascii="Verdana" w:hAnsi="Verdana"/>
                 <w:b w:val="0"/>
                 <w:sz w:val="16"/>
               </w:rPr>
@@ -1645,7 +1659,7 @@
             <w:r/>
             <w:r>
               <w:rPr>
-                <w:rFonts w:ascii="Arial" w:hAnsi="Arial"/>
+                <w:rFonts w:ascii="Verdana" w:hAnsi="Verdana"/>
                 <w:b w:val="0"/>
                 <w:sz w:val="16"/>
               </w:rPr>
@@ -1661,7 +1675,7 @@
             <w:r/>
             <w:r>
               <w:rPr>
-                <w:rFonts w:ascii="Arial" w:hAnsi="Arial"/>
+                <w:rFonts w:ascii="Verdana" w:hAnsi="Verdana"/>
                 <w:b w:val="0"/>
                 <w:sz w:val="16"/>
               </w:rPr>
@@ -1677,7 +1691,7 @@
             <w:r/>
             <w:r>
               <w:rPr>
-                <w:rFonts w:ascii="Arial" w:hAnsi="Arial"/>
+                <w:rFonts w:ascii="Verdana" w:hAnsi="Verdana"/>
                 <w:b w:val="0"/>
                 <w:sz w:val="16"/>
               </w:rPr>
@@ -1686,6 +1700,9 @@
         </w:tc>
       </w:tr>
       <w:tr>
+        <w:trPr>
+          <w:cantSplit/>
+        </w:trPr>
         <w:tc>
           <w:tcPr>
             <w:tcW w:type="dxa" w:w="1514"/>
@@ -1694,7 +1711,7 @@
             <w:r/>
             <w:r>
               <w:rPr>
-                <w:rFonts w:ascii="Arial" w:hAnsi="Arial"/>
+                <w:rFonts w:ascii="Verdana" w:hAnsi="Verdana"/>
                 <w:b w:val="0"/>
                 <w:sz w:val="16"/>
               </w:rPr>
@@ -1710,7 +1727,7 @@
             <w:r/>
             <w:r>
               <w:rPr>
-                <w:rFonts w:ascii="Arial" w:hAnsi="Arial"/>
+                <w:rFonts w:ascii="Verdana" w:hAnsi="Verdana"/>
                 <w:b w:val="0"/>
                 <w:sz w:val="16"/>
               </w:rPr>
@@ -1726,7 +1743,7 @@
             <w:r/>
             <w:r>
               <w:rPr>
-                <w:rFonts w:ascii="Arial" w:hAnsi="Arial"/>
+                <w:rFonts w:ascii="Verdana" w:hAnsi="Verdana"/>
                 <w:b w:val="0"/>
                 <w:sz w:val="16"/>
               </w:rPr>
@@ -1742,7 +1759,7 @@
             <w:r/>
             <w:r>
               <w:rPr>
-                <w:rFonts w:ascii="Arial" w:hAnsi="Arial"/>
+                <w:rFonts w:ascii="Verdana" w:hAnsi="Verdana"/>
                 <w:b w:val="0"/>
                 <w:sz w:val="16"/>
               </w:rPr>
@@ -1758,7 +1775,7 @@
             <w:r/>
             <w:r>
               <w:rPr>
-                <w:rFonts w:ascii="Arial" w:hAnsi="Arial"/>
+                <w:rFonts w:ascii="Verdana" w:hAnsi="Verdana"/>
                 <w:b w:val="0"/>
                 <w:sz w:val="16"/>
               </w:rPr>
@@ -1774,7 +1791,7 @@
             <w:r/>
             <w:r>
               <w:rPr>
-                <w:rFonts w:ascii="Arial" w:hAnsi="Arial"/>
+                <w:rFonts w:ascii="Verdana" w:hAnsi="Verdana"/>
                 <w:b w:val="0"/>
                 <w:sz w:val="16"/>
               </w:rPr>
@@ -1790,7 +1807,7 @@
             <w:r/>
             <w:r>
               <w:rPr>
-                <w:rFonts w:ascii="Arial" w:hAnsi="Arial"/>
+                <w:rFonts w:ascii="Verdana" w:hAnsi="Verdana"/>
                 <w:b w:val="0"/>
                 <w:sz w:val="16"/>
               </w:rPr>
@@ -1806,7 +1823,7 @@
             <w:r/>
             <w:r>
               <w:rPr>
-                <w:rFonts w:ascii="Arial" w:hAnsi="Arial"/>
+                <w:rFonts w:ascii="Verdana" w:hAnsi="Verdana"/>
                 <w:b w:val="0"/>
                 <w:sz w:val="16"/>
               </w:rPr>
@@ -1822,7 +1839,7 @@
             <w:r/>
             <w:r>
               <w:rPr>
-                <w:rFonts w:ascii="Arial" w:hAnsi="Arial"/>
+                <w:rFonts w:ascii="Verdana" w:hAnsi="Verdana"/>
                 <w:b w:val="0"/>
                 <w:sz w:val="16"/>
               </w:rPr>
@@ -1838,7 +1855,7 @@
             <w:r/>
             <w:r>
               <w:rPr>
-                <w:rFonts w:ascii="Arial" w:hAnsi="Arial"/>
+                <w:rFonts w:ascii="Verdana" w:hAnsi="Verdana"/>
                 <w:b w:val="0"/>
                 <w:sz w:val="16"/>
               </w:rPr>
@@ -1847,6 +1864,9 @@
         </w:tc>
       </w:tr>
       <w:tr>
+        <w:trPr>
+          <w:cantSplit/>
+        </w:trPr>
         <w:tc>
           <w:tcPr>
             <w:tcW w:type="dxa" w:w="1514"/>
@@ -1855,7 +1875,7 @@
             <w:r/>
             <w:r>
               <w:rPr>
-                <w:rFonts w:ascii="Arial" w:hAnsi="Arial"/>
+                <w:rFonts w:ascii="Verdana" w:hAnsi="Verdana"/>
                 <w:b w:val="0"/>
                 <w:sz w:val="16"/>
               </w:rPr>
@@ -1871,7 +1891,7 @@
             <w:r/>
             <w:r>
               <w:rPr>
-                <w:rFonts w:ascii="Arial" w:hAnsi="Arial"/>
+                <w:rFonts w:ascii="Verdana" w:hAnsi="Verdana"/>
                 <w:b w:val="0"/>
                 <w:sz w:val="16"/>
               </w:rPr>
@@ -1887,7 +1907,7 @@
             <w:r/>
             <w:r>
               <w:rPr>
-                <w:rFonts w:ascii="Arial" w:hAnsi="Arial"/>
+                <w:rFonts w:ascii="Verdana" w:hAnsi="Verdana"/>
                 <w:b w:val="0"/>
                 <w:sz w:val="16"/>
               </w:rPr>
@@ -1903,7 +1923,7 @@
             <w:r/>
             <w:r>
               <w:rPr>
-                <w:rFonts w:ascii="Arial" w:hAnsi="Arial"/>
+                <w:rFonts w:ascii="Verdana" w:hAnsi="Verdana"/>
                 <w:b w:val="0"/>
                 <w:sz w:val="16"/>
               </w:rPr>
@@ -1919,7 +1939,7 @@
             <w:r/>
             <w:r>
               <w:rPr>
-                <w:rFonts w:ascii="Arial" w:hAnsi="Arial"/>
+                <w:rFonts w:ascii="Verdana" w:hAnsi="Verdana"/>
                 <w:b w:val="0"/>
                 <w:sz w:val="16"/>
               </w:rPr>
@@ -1935,7 +1955,7 @@
             <w:r/>
             <w:r>
               <w:rPr>
-                <w:rFonts w:ascii="Arial" w:hAnsi="Arial"/>
+                <w:rFonts w:ascii="Verdana" w:hAnsi="Verdana"/>
                 <w:b w:val="0"/>
                 <w:sz w:val="16"/>
               </w:rPr>
@@ -1951,7 +1971,7 @@
             <w:r/>
             <w:r>
               <w:rPr>
-                <w:rFonts w:ascii="Arial" w:hAnsi="Arial"/>
+                <w:rFonts w:ascii="Verdana" w:hAnsi="Verdana"/>
                 <w:b w:val="0"/>
                 <w:sz w:val="16"/>
               </w:rPr>
@@ -1967,7 +1987,7 @@
             <w:r/>
             <w:r>
               <w:rPr>
-                <w:rFonts w:ascii="Arial" w:hAnsi="Arial"/>
+                <w:rFonts w:ascii="Verdana" w:hAnsi="Verdana"/>
                 <w:b w:val="0"/>
                 <w:sz w:val="16"/>
               </w:rPr>
@@ -1983,7 +2003,7 @@
             <w:r/>
             <w:r>
               <w:rPr>
-                <w:rFonts w:ascii="Arial" w:hAnsi="Arial"/>
+                <w:rFonts w:ascii="Verdana" w:hAnsi="Verdana"/>
                 <w:b w:val="0"/>
                 <w:sz w:val="16"/>
               </w:rPr>
@@ -1999,7 +2019,7 @@
             <w:r/>
             <w:r>
               <w:rPr>
-                <w:rFonts w:ascii="Arial" w:hAnsi="Arial"/>
+                <w:rFonts w:ascii="Verdana" w:hAnsi="Verdana"/>
                 <w:b w:val="0"/>
                 <w:sz w:val="16"/>
               </w:rPr>
@@ -2008,6 +2028,9 @@
         </w:tc>
       </w:tr>
       <w:tr>
+        <w:trPr>
+          <w:cantSplit/>
+        </w:trPr>
         <w:tc>
           <w:tcPr>
             <w:tcW w:type="dxa" w:w="1514"/>
@@ -2016,7 +2039,7 @@
             <w:r/>
             <w:r>
               <w:rPr>
-                <w:rFonts w:ascii="Arial" w:hAnsi="Arial"/>
+                <w:rFonts w:ascii="Verdana" w:hAnsi="Verdana"/>
                 <w:b w:val="0"/>
                 <w:sz w:val="16"/>
               </w:rPr>
@@ -2032,7 +2055,7 @@
             <w:r/>
             <w:r>
               <w:rPr>
-                <w:rFonts w:ascii="Arial" w:hAnsi="Arial"/>
+                <w:rFonts w:ascii="Verdana" w:hAnsi="Verdana"/>
                 <w:b w:val="0"/>
                 <w:sz w:val="16"/>
               </w:rPr>
@@ -2048,7 +2071,7 @@
             <w:r/>
             <w:r>
               <w:rPr>
-                <w:rFonts w:ascii="Arial" w:hAnsi="Arial"/>
+                <w:rFonts w:ascii="Verdana" w:hAnsi="Verdana"/>
                 <w:b w:val="0"/>
                 <w:sz w:val="16"/>
               </w:rPr>
@@ -2064,7 +2087,7 @@
             <w:r/>
             <w:r>
               <w:rPr>
-                <w:rFonts w:ascii="Arial" w:hAnsi="Arial"/>
+                <w:rFonts w:ascii="Verdana" w:hAnsi="Verdana"/>
                 <w:b w:val="0"/>
                 <w:sz w:val="16"/>
               </w:rPr>
@@ -2080,7 +2103,7 @@
             <w:r/>
             <w:r>
               <w:rPr>
-                <w:rFonts w:ascii="Arial" w:hAnsi="Arial"/>
+                <w:rFonts w:ascii="Verdana" w:hAnsi="Verdana"/>
                 <w:b w:val="0"/>
                 <w:sz w:val="16"/>
               </w:rPr>
@@ -2096,7 +2119,7 @@
             <w:r/>
             <w:r>
               <w:rPr>
-                <w:rFonts w:ascii="Arial" w:hAnsi="Arial"/>
+                <w:rFonts w:ascii="Verdana" w:hAnsi="Verdana"/>
                 <w:b w:val="0"/>
                 <w:sz w:val="16"/>
               </w:rPr>
@@ -2112,7 +2135,7 @@
             <w:r/>
             <w:r>
               <w:rPr>
-                <w:rFonts w:ascii="Arial" w:hAnsi="Arial"/>
+                <w:rFonts w:ascii="Verdana" w:hAnsi="Verdana"/>
                 <w:b w:val="0"/>
                 <w:sz w:val="16"/>
               </w:rPr>
@@ -2128,7 +2151,7 @@
             <w:r/>
             <w:r>
               <w:rPr>
-                <w:rFonts w:ascii="Arial" w:hAnsi="Arial"/>
+                <w:rFonts w:ascii="Verdana" w:hAnsi="Verdana"/>
                 <w:b w:val="0"/>
                 <w:sz w:val="16"/>
               </w:rPr>
@@ -2144,7 +2167,7 @@
             <w:r/>
             <w:r>
               <w:rPr>
-                <w:rFonts w:ascii="Arial" w:hAnsi="Arial"/>
+                <w:rFonts w:ascii="Verdana" w:hAnsi="Verdana"/>
                 <w:b w:val="0"/>
                 <w:sz w:val="16"/>
               </w:rPr>
@@ -2160,7 +2183,7 @@
             <w:r/>
             <w:r>
               <w:rPr>
-                <w:rFonts w:ascii="Arial" w:hAnsi="Arial"/>
+                <w:rFonts w:ascii="Verdana" w:hAnsi="Verdana"/>
                 <w:b w:val="0"/>
                 <w:sz w:val="16"/>
               </w:rPr>
@@ -2169,6 +2192,9 @@
         </w:tc>
       </w:tr>
       <w:tr>
+        <w:trPr>
+          <w:cantSplit/>
+        </w:trPr>
         <w:tc>
           <w:tcPr>
             <w:tcW w:type="dxa" w:w="1514"/>
@@ -2177,7 +2203,7 @@
             <w:r/>
             <w:r>
               <w:rPr>
-                <w:rFonts w:ascii="Arial" w:hAnsi="Arial"/>
+                <w:rFonts w:ascii="Verdana" w:hAnsi="Verdana"/>
                 <w:b w:val="0"/>
                 <w:sz w:val="16"/>
               </w:rPr>
@@ -2193,7 +2219,7 @@
             <w:r/>
             <w:r>
               <w:rPr>
-                <w:rFonts w:ascii="Arial" w:hAnsi="Arial"/>
+                <w:rFonts w:ascii="Verdana" w:hAnsi="Verdana"/>
                 <w:b w:val="0"/>
                 <w:sz w:val="16"/>
               </w:rPr>
@@ -2209,7 +2235,7 @@
             <w:r/>
             <w:r>
               <w:rPr>
-                <w:rFonts w:ascii="Arial" w:hAnsi="Arial"/>
+                <w:rFonts w:ascii="Verdana" w:hAnsi="Verdana"/>
                 <w:b w:val="0"/>
                 <w:sz w:val="16"/>
               </w:rPr>
@@ -2225,7 +2251,7 @@
             <w:r/>
             <w:r>
               <w:rPr>
-                <w:rFonts w:ascii="Arial" w:hAnsi="Arial"/>
+                <w:rFonts w:ascii="Verdana" w:hAnsi="Verdana"/>
                 <w:b w:val="0"/>
                 <w:sz w:val="16"/>
               </w:rPr>
@@ -2241,7 +2267,7 @@
             <w:r/>
             <w:r>
               <w:rPr>
-                <w:rFonts w:ascii="Arial" w:hAnsi="Arial"/>
+                <w:rFonts w:ascii="Verdana" w:hAnsi="Verdana"/>
                 <w:b w:val="0"/>
                 <w:sz w:val="16"/>
               </w:rPr>
@@ -2257,7 +2283,7 @@
             <w:r/>
             <w:r>
               <w:rPr>
-                <w:rFonts w:ascii="Arial" w:hAnsi="Arial"/>
+                <w:rFonts w:ascii="Verdana" w:hAnsi="Verdana"/>
                 <w:b w:val="0"/>
                 <w:sz w:val="16"/>
               </w:rPr>
@@ -2273,7 +2299,7 @@
             <w:r/>
             <w:r>
               <w:rPr>
-                <w:rFonts w:ascii="Arial" w:hAnsi="Arial"/>
+                <w:rFonts w:ascii="Verdana" w:hAnsi="Verdana"/>
                 <w:b w:val="0"/>
                 <w:sz w:val="16"/>
               </w:rPr>
@@ -2289,7 +2315,7 @@
             <w:r/>
             <w:r>
               <w:rPr>
-                <w:rFonts w:ascii="Arial" w:hAnsi="Arial"/>
+                <w:rFonts w:ascii="Verdana" w:hAnsi="Verdana"/>
                 <w:b w:val="0"/>
                 <w:sz w:val="16"/>
               </w:rPr>
@@ -2305,7 +2331,7 @@
             <w:r/>
             <w:r>
               <w:rPr>
-                <w:rFonts w:ascii="Arial" w:hAnsi="Arial"/>
+                <w:rFonts w:ascii="Verdana" w:hAnsi="Verdana"/>
                 <w:b w:val="0"/>
                 <w:sz w:val="16"/>
               </w:rPr>
@@ -2321,7 +2347,7 @@
             <w:r/>
             <w:r>
               <w:rPr>
-                <w:rFonts w:ascii="Arial" w:hAnsi="Arial"/>
+                <w:rFonts w:ascii="Verdana" w:hAnsi="Verdana"/>
                 <w:b w:val="0"/>
                 <w:sz w:val="16"/>
               </w:rPr>

--- a/docx/en/BUFRCREX_TableB_en_35.docx
+++ b/docx/en/BUFRCREX_TableB_en_35.docx
@@ -239,7 +239,7 @@
                 <w:b w:val="0"/>
                 <w:sz w:val="16"/>
               </w:rPr>
-              <w:t>035000</w:t>
+              <w:t>0 35 000</w:t>
             </w:r>
           </w:p>
         </w:tc>
@@ -403,7 +403,7 @@
                 <w:b w:val="0"/>
                 <w:sz w:val="16"/>
               </w:rPr>
-              <w:t>035001</w:t>
+              <w:t>0 35 001</w:t>
             </w:r>
           </w:p>
         </w:tc>
@@ -567,7 +567,7 @@
                 <w:b w:val="0"/>
                 <w:sz w:val="16"/>
               </w:rPr>
-              <w:t>035011</w:t>
+              <w:t>0 35 011</w:t>
             </w:r>
           </w:p>
         </w:tc>
@@ -731,7 +731,7 @@
                 <w:b w:val="0"/>
                 <w:sz w:val="16"/>
               </w:rPr>
-              <w:t>035021</w:t>
+              <w:t>0 35 021</w:t>
             </w:r>
           </w:p>
         </w:tc>
@@ -895,7 +895,7 @@
                 <w:b w:val="0"/>
                 <w:sz w:val="16"/>
               </w:rPr>
-              <w:t>035022</w:t>
+              <w:t>0 35 022</w:t>
             </w:r>
           </w:p>
         </w:tc>
@@ -1059,7 +1059,7 @@
                 <w:b w:val="0"/>
                 <w:sz w:val="16"/>
               </w:rPr>
-              <w:t>035023</w:t>
+              <w:t>0 35 023</w:t>
             </w:r>
           </w:p>
         </w:tc>
@@ -1223,7 +1223,7 @@
                 <w:b w:val="0"/>
                 <w:sz w:val="16"/>
               </w:rPr>
-              <w:t>035024</w:t>
+              <w:t>0 35 024</w:t>
             </w:r>
           </w:p>
         </w:tc>
@@ -1387,7 +1387,7 @@
                 <w:b w:val="0"/>
                 <w:sz w:val="16"/>
               </w:rPr>
-              <w:t>035030</w:t>
+              <w:t>0 35 030</w:t>
             </w:r>
           </w:p>
         </w:tc>
@@ -1551,7 +1551,7 @@
                 <w:b w:val="0"/>
                 <w:sz w:val="16"/>
               </w:rPr>
-              <w:t>035031</w:t>
+              <w:t>0 35 031</w:t>
             </w:r>
           </w:p>
         </w:tc>
@@ -1715,7 +1715,7 @@
                 <w:b w:val="0"/>
                 <w:sz w:val="16"/>
               </w:rPr>
-              <w:t>035032</w:t>
+              <w:t>0 35 032</w:t>
             </w:r>
           </w:p>
         </w:tc>
@@ -1879,7 +1879,7 @@
                 <w:b w:val="0"/>
                 <w:sz w:val="16"/>
               </w:rPr>
-              <w:t>035033</w:t>
+              <w:t>0 35 033</w:t>
             </w:r>
           </w:p>
         </w:tc>
@@ -2043,7 +2043,7 @@
                 <w:b w:val="0"/>
                 <w:sz w:val="16"/>
               </w:rPr>
-              <w:t>035034</w:t>
+              <w:t>0 35 034</w:t>
             </w:r>
           </w:p>
         </w:tc>
@@ -2207,7 +2207,7 @@
                 <w:b w:val="0"/>
                 <w:sz w:val="16"/>
               </w:rPr>
-              <w:t>035035</w:t>
+              <w:t>0 35 035</w:t>
             </w:r>
           </w:p>
         </w:tc>

--- a/docx/en/BUFRCREX_TableB_en_35.docx
+++ b/docx/en/BUFRCREX_TableB_en_35.docx
@@ -13,6 +13,376 @@
           <w:sz w:val="22"/>
         </w:rPr>
         <w:t>Class 35: Data monitoring information</w:t>
+      </w:r>
+    </w:p>
+    <w:p>
+      <w:r>
+        <w:rPr>
+          <w:rFonts w:ascii="Verdana" w:hAnsi="Verdana"/>
+          <w:i/>
+          <w:sz w:val="14"/>
+        </w:rPr>
+        <w:t>Note 23: A precipitation value of -0.1 kg m-2 before scaling (-1 after scaling or in CREX) shall indicate a "trace" (non-measurable, less than 0.05 kg m-2).</w:t>
+      </w:r>
+    </w:p>
+    <w:p>
+      <w:r>
+        <w:rPr>
+          <w:rFonts w:ascii="Verdana" w:hAnsi="Verdana"/>
+          <w:i/>
+          <w:sz w:val="14"/>
+        </w:rPr>
+        <w:t>Note 25: A previously defined significance may be cancelled by transmitting a "missing" from the appropriate code or flag table.</w:t>
+      </w:r>
+    </w:p>
+    <w:p>
+      <w:r>
+        <w:rPr>
+          <w:rFonts w:ascii="Verdana" w:hAnsi="Verdana"/>
+          <w:i/>
+          <w:sz w:val="14"/>
+        </w:rPr>
+        <w:t>Note 27: All times are Universal Time Coordinated (UTC) unless otherwise noted.</w:t>
+      </w:r>
+    </w:p>
+    <w:p>
+      <w:r>
+        <w:rPr>
+          <w:rFonts w:ascii="Verdana" w:hAnsi="Verdana"/>
+          <w:i/>
+          <w:sz w:val="14"/>
+        </w:rPr>
+        <w:t>Note 32: Bearing or azimuth shall only be used with respect to a stated location, and shall not redefine that location.</w:t>
+      </w:r>
+    </w:p>
+    <w:p>
+      <w:r>
+        <w:rPr>
+          <w:rFonts w:ascii="Verdana" w:hAnsi="Verdana"/>
+          <w:i/>
+          <w:sz w:val="14"/>
+        </w:rPr>
+        <w:t>Note 62: Distance shall only be used with respect to a stated location and a bearing, azimuth or elevation; it shall not redefine that location.</w:t>
+      </w:r>
+    </w:p>
+    <w:p>
+      <w:r>
+        <w:rPr>
+          <w:rFonts w:ascii="Verdana" w:hAnsi="Verdana"/>
+          <w:i/>
+          <w:sz w:val="14"/>
+        </w:rPr>
+        <w:t>Note 63: Downward radiation shall be assigned positive values.</w:t>
+      </w:r>
+    </w:p>
+    <w:p>
+      <w:r>
+        <w:rPr>
+          <w:rFonts w:ascii="Verdana" w:hAnsi="Verdana"/>
+          <w:i/>
+          <w:sz w:val="14"/>
+        </w:rPr>
+        <w:t>Note 64: Downward w-components shall be assigned positive values where units are Pa s-1.</w:t>
+      </w:r>
+    </w:p>
+    <w:p>
+      <w:r>
+        <w:rPr>
+          <w:rFonts w:ascii="Verdana" w:hAnsi="Verdana"/>
+          <w:i/>
+          <w:sz w:val="14"/>
+        </w:rPr>
+        <w:t>Note 66: East to west increments shall be assigned negative values.</w:t>
+      </w:r>
+    </w:p>
+    <w:p>
+      <w:r>
+        <w:rPr>
+          <w:rFonts w:ascii="Verdana" w:hAnsi="Verdana"/>
+          <w:i/>
+          <w:sz w:val="14"/>
+        </w:rPr>
+        <w:t>Note 75: For CREX descriptors F = B, not 0.</w:t>
+      </w:r>
+    </w:p>
+    <w:p>
+      <w:r>
+        <w:rPr>
+          <w:rFonts w:ascii="Verdana" w:hAnsi="Verdana"/>
+          <w:i/>
+          <w:sz w:val="14"/>
+        </w:rPr>
+        <w:t>Note 92: In order to distinguish unambiguously the cases of missing data and saturated pixels, n-bit image data should be encoded using a data width of n+1. Where such a descriptor is not already available in Class 30, operator descriptor 2 01 YYY should be used to modify the data width of the existing entry as required.</w:t>
+      </w:r>
+    </w:p>
+    <w:p>
+      <w:r>
+        <w:rPr>
+          <w:rFonts w:ascii="Verdana" w:hAnsi="Verdana"/>
+          <w:i/>
+          <w:sz w:val="14"/>
+        </w:rPr>
+        <w:t>Note 105: Negative time periods or displacements shall be used to indicate time periods or displacements preceding the currently defined time.</w:t>
+      </w:r>
+    </w:p>
+    <w:p>
+      <w:r>
+        <w:rPr>
+          <w:rFonts w:ascii="Verdana" w:hAnsi="Verdana"/>
+          <w:i/>
+          <w:sz w:val="14"/>
+        </w:rPr>
+        <w:t>Note 110: North to south increments shall be assigned negative values.</w:t>
+      </w:r>
+    </w:p>
+    <w:p>
+      <w:r>
+        <w:rPr>
+          <w:rFonts w:ascii="Verdana" w:hAnsi="Verdana"/>
+          <w:i/>
+          <w:sz w:val="14"/>
+        </w:rPr>
+        <w:t>Note 115: Pixel data width can be changed with descriptor 2 01 YYY.</w:t>
+      </w:r>
+    </w:p>
+    <w:p>
+      <w:r>
+        <w:rPr>
+          <w:rFonts w:ascii="Verdana" w:hAnsi="Verdana"/>
+          <w:i/>
+          <w:sz w:val="14"/>
+        </w:rPr>
+        <w:t>Note 121: Some indication of expected accuracy may be implied in conjunction with certain elements in this class.</w:t>
+      </w:r>
+    </w:p>
+    <w:p>
+      <w:r>
+        <w:rPr>
+          <w:rFonts w:ascii="Verdana" w:hAnsi="Verdana"/>
+          <w:i/>
+          <w:sz w:val="14"/>
+        </w:rPr>
+        <w:t>Note 122: South latitude shall be assigned negative values.</w:t>
+      </w:r>
+    </w:p>
+    <w:p>
+      <w:r>
+        <w:rPr>
+          <w:rFonts w:ascii="Verdana" w:hAnsi="Verdana"/>
+          <w:i/>
+          <w:sz w:val="14"/>
+        </w:rPr>
+        <w:t>Note 123: South to north v-components shall be assigned positive values.</w:t>
+      </w:r>
+    </w:p>
+    <w:p>
+      <w:r>
+        <w:rPr>
+          <w:rFonts w:ascii="Verdana" w:hAnsi="Verdana"/>
+          <w:i/>
+          <w:sz w:val="14"/>
+        </w:rPr>
+        <w:t>Note 126: Surface wind direction measured at a station within 1° of the North Pole or within 1° of the South Pole shall be reported in such a way that the azimuth ring shall be aligned with its zero coinciding with the Greenwich 0° meridian.</w:t>
+      </w:r>
+    </w:p>
+    <w:p>
+      <w:r>
+        <w:rPr>
+          <w:rFonts w:ascii="Verdana" w:hAnsi="Verdana"/>
+          <w:i/>
+          <w:sz w:val="14"/>
+        </w:rPr>
+        <w:t>Note 140: The pixel size on horizontal - 1 is given at location where map scale factor is unity.</w:t>
+      </w:r>
+    </w:p>
+    <w:p>
+      <w:r>
+        <w:rPr>
+          <w:rFonts w:ascii="Verdana" w:hAnsi="Verdana"/>
+          <w:i/>
+          <w:sz w:val="14"/>
+        </w:rPr>
+        <w:t>Note 141: The pixel size on horizontal - 2 is given at location where map scale factor is unity.</w:t>
+      </w:r>
+    </w:p>
+    <w:p>
+      <w:r>
+        <w:rPr>
+          <w:rFonts w:ascii="Verdana" w:hAnsi="Verdana"/>
+          <w:i/>
+          <w:sz w:val="14"/>
+        </w:rPr>
+        <w:t>Note 145: The significance of time periods or displacements may be indicated using the time significance code corresponding to table reference 0 08 021.</w:t>
+      </w:r>
+    </w:p>
+    <w:p>
+      <w:r>
+        <w:rPr>
+          <w:rFonts w:ascii="Verdana" w:hAnsi="Verdana"/>
+          <w:i/>
+          <w:sz w:val="14"/>
+        </w:rPr>
+        <w:t>Note 149: The time location, when used with forecast values, shall indicate the time of the initial state for the forecast, or the beginning of the forecast period; when used with ensemble means of forecast values, the time location shall indicate the initial state or the beginning of the first forecast over which ensemble means are derived.</w:t>
+      </w:r>
+    </w:p>
+    <w:p>
+      <w:r>
+        <w:rPr>
+          <w:rFonts w:ascii="Verdana" w:hAnsi="Verdana"/>
+          <w:i/>
+          <w:sz w:val="14"/>
+        </w:rPr>
+        <w:t>Note 155: This class may also contain elements relating to observational procedures.</w:t>
+      </w:r>
+    </w:p>
+    <w:p>
+      <w:r>
+        <w:rPr>
+          <w:rFonts w:ascii="Verdana" w:hAnsi="Verdana"/>
+          <w:i/>
+          <w:sz w:val="14"/>
+        </w:rPr>
+        <w:t>Note 156: This class shall contain elements to describe the instrumentation used to obtain the meteorological elements reported.</w:t>
+      </w:r>
+    </w:p>
+    <w:p>
+      <w:r>
+        <w:rPr>
+          <w:rFonts w:ascii="Verdana" w:hAnsi="Verdana"/>
+          <w:i/>
+          <w:sz w:val="14"/>
+        </w:rPr>
+        <w:t>Note 158: Time periods or displacements and time increments require an initial time location to be defined prior to their use, followed where appropriate by a time significance definition.</w:t>
+      </w:r>
+    </w:p>
+    <w:p>
+      <w:r>
+        <w:rPr>
+          <w:rFonts w:ascii="Verdana" w:hAnsi="Verdana"/>
+          <w:i/>
+          <w:sz w:val="14"/>
+        </w:rPr>
+        <w:t>Note 160: Upward radiation shall be assigned negative values.</w:t>
+      </w:r>
+    </w:p>
+    <w:p>
+      <w:r>
+        <w:rPr>
+          <w:rFonts w:ascii="Verdana" w:hAnsi="Verdana"/>
+          <w:i/>
+          <w:sz w:val="14"/>
+        </w:rPr>
+        <w:t>Note 161: Upward w-components shall be assigned positive values where units are m s-1.</w:t>
+      </w:r>
+    </w:p>
+    <w:p>
+      <w:r>
+        <w:rPr>
+          <w:rFonts w:ascii="Verdana" w:hAnsi="Verdana"/>
+          <w:i/>
+          <w:sz w:val="14"/>
+        </w:rPr>
+        <w:t>Note 162: Useful ranges used above:1011 Bq to 1019 Bq for releases;10-2 Bq to 107 Bq and 10-2 mSv to 107 mSv for concentration and doses.</w:t>
+      </w:r>
+    </w:p>
+    <w:p>
+      <w:r>
+        <w:rPr>
+          <w:rFonts w:ascii="Verdana" w:hAnsi="Verdana"/>
+          <w:i/>
+          <w:sz w:val="14"/>
+        </w:rPr>
+        <w:t>Note 163: Values of latitude and latitude increments are limited to the range -90 degrees to +90 degrees.</w:t>
+      </w:r>
+    </w:p>
+    <w:p>
+      <w:r>
+        <w:rPr>
+          <w:rFonts w:ascii="Verdana" w:hAnsi="Verdana"/>
+          <w:i/>
+          <w:sz w:val="14"/>
+        </w:rPr>
+        <w:t>Note 164: Values of longitude are limited to the range -180 degrees to +180 degrees.</w:t>
+      </w:r>
+    </w:p>
+    <w:p>
+      <w:r>
+        <w:rPr>
+          <w:rFonts w:ascii="Verdana" w:hAnsi="Verdana"/>
+          <w:i/>
+          <w:sz w:val="14"/>
+        </w:rPr>
+        <w:t>Note 165: Vertical elements and pressure shall be used to define values of these elements independent of the element or variable denoting the vertical coordinate.</w:t>
+      </w:r>
+    </w:p>
+    <w:p>
+      <w:r>
+        <w:rPr>
+          <w:rFonts w:ascii="Verdana" w:hAnsi="Verdana"/>
+          <w:i/>
+          <w:sz w:val="14"/>
+        </w:rPr>
+        <w:t>Note 166: West longitude shall be assigned negative values.</w:t>
+      </w:r>
+    </w:p>
+    <w:p>
+      <w:r>
+        <w:rPr>
+          <w:rFonts w:ascii="Verdana" w:hAnsi="Verdana"/>
+          <w:i/>
+          <w:sz w:val="14"/>
+        </w:rPr>
+        <w:t>Note 167: West to east u-components shall be assigned positive values.</w:t>
+      </w:r>
+    </w:p>
+    <w:p>
+      <w:r>
+        <w:rPr>
+          <w:rFonts w:ascii="Verdana" w:hAnsi="Verdana"/>
+          <w:i/>
+          <w:sz w:val="14"/>
+        </w:rPr>
+        <w:t>Note 176: Where more than one time period or displacement is required to define complex time structures, they shall be defined in immediate succession, and the following ordering shall apply: ensemble period (if required), followed by forecast period (if required), followed by period for averaging or accumulation (if required).</w:t>
+      </w:r>
+    </w:p>
+    <w:p>
+      <w:r>
+        <w:rPr>
+          <w:rFonts w:ascii="Verdana" w:hAnsi="Verdana"/>
+          <w:i/>
+          <w:sz w:val="14"/>
+        </w:rPr>
+        <w:t>Note 178: Where the expression "period specified" is entered under element name, an appropriate period shall be specified using descriptors from Class 04.</w:t>
+      </w:r>
+    </w:p>
+    <w:p>
+      <w:r>
+        <w:rPr>
+          <w:rFonts w:ascii="Verdana" w:hAnsi="Verdana"/>
+          <w:i/>
+          <w:sz w:val="14"/>
+        </w:rPr>
+        <w:t>Note 179: Where values are accumulated or averaged (for example over a time period), the total number of values from which the accumulated or averaged values are obtained may be represented using reference 0 08 022.</w:t>
+      </w:r>
+    </w:p>
+    <w:p>
+      <w:r>
+        <w:rPr>
+          <w:rFonts w:ascii="Verdana" w:hAnsi="Verdana"/>
+          <w:i/>
+          <w:sz w:val="14"/>
+        </w:rPr>
+        <w:t>Note 180: Wind reporting standards: Speed Direction No observation Missing Missing Calm 0 0 Normal observation &gt; 0 1° - 360° Speed only &gt; 0 Missing Direction only Missing 1°-360° "Light and variable" &gt; 0 0</w:t>
+      </w:r>
+    </w:p>
+    <w:p>
+      <w:r>
+        <w:rPr>
+          <w:rFonts w:ascii="Verdana" w:hAnsi="Verdana"/>
+          <w:i/>
+          <w:sz w:val="14"/>
+        </w:rPr>
+        <w:t>Note 181: Wind waves and waves reporting standards:Observation Speed Direction No observation Missing Missing Calm 0 0 Normal observation &gt;0 1-360 Speed only &gt;0 Missing Direction only Missing 1-360"Light and variable" &gt;0 0</w:t>
       </w:r>
     </w:p>
     <w:tbl>
@@ -58,6 +428,9 @@
             <w:shd w:val="clear" w:color="auto" w:fill="D9D9D9"/>
           </w:tcPr>
           <w:p>
+            <w:pPr>
+              <w:spacing w:before="20" w:after="20"/>
+            </w:pPr>
             <w:r/>
             <w:r>
               <w:rPr>
@@ -75,6 +448,9 @@
             <w:shd w:val="clear" w:color="auto" w:fill="D9D9D9"/>
           </w:tcPr>
           <w:p>
+            <w:pPr>
+              <w:spacing w:before="20" w:after="20"/>
+            </w:pPr>
             <w:r/>
             <w:r>
               <w:rPr>
@@ -92,6 +468,9 @@
             <w:shd w:val="clear" w:color="auto" w:fill="D9D9D9"/>
           </w:tcPr>
           <w:p>
+            <w:pPr>
+              <w:spacing w:before="20" w:after="20"/>
+            </w:pPr>
             <w:r/>
             <w:r>
               <w:rPr>
@@ -109,6 +488,9 @@
             <w:shd w:val="clear" w:color="auto" w:fill="D9D9D9"/>
           </w:tcPr>
           <w:p>
+            <w:pPr>
+              <w:spacing w:before="20" w:after="20"/>
+            </w:pPr>
             <w:r/>
             <w:r>
               <w:rPr>
@@ -126,6 +508,9 @@
             <w:shd w:val="clear" w:color="auto" w:fill="D9D9D9"/>
           </w:tcPr>
           <w:p>
+            <w:pPr>
+              <w:spacing w:before="20" w:after="20"/>
+            </w:pPr>
             <w:r/>
             <w:r>
               <w:rPr>
@@ -143,6 +528,9 @@
             <w:shd w:val="clear" w:color="auto" w:fill="D9D9D9"/>
           </w:tcPr>
           <w:p>
+            <w:pPr>
+              <w:spacing w:before="20" w:after="20"/>
+            </w:pPr>
             <w:r/>
             <w:r>
               <w:rPr>
@@ -160,6 +548,9 @@
             <w:shd w:val="clear" w:color="auto" w:fill="D9D9D9"/>
           </w:tcPr>
           <w:p>
+            <w:pPr>
+              <w:spacing w:before="20" w:after="20"/>
+            </w:pPr>
             <w:r/>
             <w:r>
               <w:rPr>
@@ -177,6 +568,9 @@
             <w:shd w:val="clear" w:color="auto" w:fill="D9D9D9"/>
           </w:tcPr>
           <w:p>
+            <w:pPr>
+              <w:spacing w:before="20" w:after="20"/>
+            </w:pPr>
             <w:r/>
             <w:r>
               <w:rPr>
@@ -194,6 +588,9 @@
             <w:shd w:val="clear" w:color="auto" w:fill="D9D9D9"/>
           </w:tcPr>
           <w:p>
+            <w:pPr>
+              <w:spacing w:before="20" w:after="20"/>
+            </w:pPr>
             <w:r/>
             <w:r>
               <w:rPr>
@@ -211,6 +608,9 @@
             <w:shd w:val="clear" w:color="auto" w:fill="D9D9D9"/>
           </w:tcPr>
           <w:p>
+            <w:pPr>
+              <w:spacing w:before="20" w:after="20"/>
+            </w:pPr>
             <w:r/>
             <w:r>
               <w:rPr>
@@ -232,6 +632,9 @@
             <w:tcW w:type="dxa" w:w="1514"/>
           </w:tcPr>
           <w:p>
+            <w:pPr>
+              <w:spacing w:before="20" w:after="20"/>
+            </w:pPr>
             <w:r/>
             <w:r>
               <w:rPr>
@@ -248,6 +651,9 @@
             <w:tcW w:type="dxa" w:w="1514"/>
           </w:tcPr>
           <w:p>
+            <w:pPr>
+              <w:spacing w:before="20" w:after="20"/>
+            </w:pPr>
             <w:r/>
             <w:r>
               <w:rPr>
@@ -264,11 +670,13 @@
             <w:tcW w:type="dxa" w:w="1514"/>
           </w:tcPr>
           <w:p>
+            <w:pPr>
+              <w:spacing w:before="20" w:after="20"/>
+            </w:pPr>
             <w:r/>
             <w:r>
               <w:rPr>
                 <w:rFonts w:ascii="Verdana" w:hAnsi="Verdana"/>
-                <w:b w:val="0"/>
                 <w:sz w:val="16"/>
               </w:rPr>
               <w:t>Code table</w:t>
@@ -280,6 +688,9 @@
             <w:tcW w:type="dxa" w:w="1514"/>
           </w:tcPr>
           <w:p>
+            <w:pPr>
+              <w:spacing w:before="20" w:after="20"/>
+            </w:pPr>
             <w:r/>
             <w:r>
               <w:rPr>
@@ -296,6 +707,9 @@
             <w:tcW w:type="dxa" w:w="1514"/>
           </w:tcPr>
           <w:p>
+            <w:pPr>
+              <w:spacing w:before="20" w:after="20"/>
+            </w:pPr>
             <w:r/>
             <w:r>
               <w:rPr>
@@ -312,6 +726,9 @@
             <w:tcW w:type="dxa" w:w="1514"/>
           </w:tcPr>
           <w:p>
+            <w:pPr>
+              <w:spacing w:before="20" w:after="20"/>
+            </w:pPr>
             <w:r/>
             <w:r>
               <w:rPr>
@@ -328,11 +745,13 @@
             <w:tcW w:type="dxa" w:w="1514"/>
           </w:tcPr>
           <w:p>
+            <w:pPr>
+              <w:spacing w:before="20" w:after="20"/>
+            </w:pPr>
             <w:r/>
             <w:r>
               <w:rPr>
                 <w:rFonts w:ascii="Verdana" w:hAnsi="Verdana"/>
-                <w:b w:val="0"/>
                 <w:sz w:val="16"/>
               </w:rPr>
               <w:t>Code table</w:t>
@@ -344,6 +763,9 @@
             <w:tcW w:type="dxa" w:w="1514"/>
           </w:tcPr>
           <w:p>
+            <w:pPr>
+              <w:spacing w:before="20" w:after="20"/>
+            </w:pPr>
             <w:r/>
             <w:r>
               <w:rPr>
@@ -360,6 +782,9 @@
             <w:tcW w:type="dxa" w:w="1514"/>
           </w:tcPr>
           <w:p>
+            <w:pPr>
+              <w:spacing w:before="20" w:after="20"/>
+            </w:pPr>
             <w:r/>
             <w:r>
               <w:rPr>
@@ -376,6 +801,9 @@
             <w:tcW w:type="dxa" w:w="1514"/>
           </w:tcPr>
           <w:p>
+            <w:pPr>
+              <w:spacing w:before="20" w:after="20"/>
+            </w:pPr>
             <w:r/>
             <w:r>
               <w:rPr>
@@ -396,6 +824,9 @@
             <w:tcW w:type="dxa" w:w="1514"/>
           </w:tcPr>
           <w:p>
+            <w:pPr>
+              <w:spacing w:before="20" w:after="20"/>
+            </w:pPr>
             <w:r/>
             <w:r>
               <w:rPr>
@@ -412,6 +843,9 @@
             <w:tcW w:type="dxa" w:w="1514"/>
           </w:tcPr>
           <w:p>
+            <w:pPr>
+              <w:spacing w:before="20" w:after="20"/>
+            </w:pPr>
             <w:r/>
             <w:r>
               <w:rPr>
@@ -428,11 +862,13 @@
             <w:tcW w:type="dxa" w:w="1514"/>
           </w:tcPr>
           <w:p>
+            <w:pPr>
+              <w:spacing w:before="20" w:after="20"/>
+            </w:pPr>
             <w:r/>
             <w:r>
               <w:rPr>
                 <w:rFonts w:ascii="Verdana" w:hAnsi="Verdana"/>
-                <w:b w:val="0"/>
                 <w:sz w:val="16"/>
               </w:rPr>
               <w:t>Code table</w:t>
@@ -444,6 +880,9 @@
             <w:tcW w:type="dxa" w:w="1514"/>
           </w:tcPr>
           <w:p>
+            <w:pPr>
+              <w:spacing w:before="20" w:after="20"/>
+            </w:pPr>
             <w:r/>
             <w:r>
               <w:rPr>
@@ -460,6 +899,9 @@
             <w:tcW w:type="dxa" w:w="1514"/>
           </w:tcPr>
           <w:p>
+            <w:pPr>
+              <w:spacing w:before="20" w:after="20"/>
+            </w:pPr>
             <w:r/>
             <w:r>
               <w:rPr>
@@ -476,6 +918,9 @@
             <w:tcW w:type="dxa" w:w="1514"/>
           </w:tcPr>
           <w:p>
+            <w:pPr>
+              <w:spacing w:before="20" w:after="20"/>
+            </w:pPr>
             <w:r/>
             <w:r>
               <w:rPr>
@@ -492,11 +937,13 @@
             <w:tcW w:type="dxa" w:w="1514"/>
           </w:tcPr>
           <w:p>
+            <w:pPr>
+              <w:spacing w:before="20" w:after="20"/>
+            </w:pPr>
             <w:r/>
             <w:r>
               <w:rPr>
                 <w:rFonts w:ascii="Verdana" w:hAnsi="Verdana"/>
-                <w:b w:val="0"/>
                 <w:sz w:val="16"/>
               </w:rPr>
               <w:t>Code table</w:t>
@@ -508,6 +955,9 @@
             <w:tcW w:type="dxa" w:w="1514"/>
           </w:tcPr>
           <w:p>
+            <w:pPr>
+              <w:spacing w:before="20" w:after="20"/>
+            </w:pPr>
             <w:r/>
             <w:r>
               <w:rPr>
@@ -524,6 +974,9 @@
             <w:tcW w:type="dxa" w:w="1514"/>
           </w:tcPr>
           <w:p>
+            <w:pPr>
+              <w:spacing w:before="20" w:after="20"/>
+            </w:pPr>
             <w:r/>
             <w:r>
               <w:rPr>
@@ -540,6 +993,9 @@
             <w:tcW w:type="dxa" w:w="1514"/>
           </w:tcPr>
           <w:p>
+            <w:pPr>
+              <w:spacing w:before="20" w:after="20"/>
+            </w:pPr>
             <w:r/>
             <w:r>
               <w:rPr>
@@ -560,6 +1016,9 @@
             <w:tcW w:type="dxa" w:w="1514"/>
           </w:tcPr>
           <w:p>
+            <w:pPr>
+              <w:spacing w:before="20" w:after="20"/>
+            </w:pPr>
             <w:r/>
             <w:r>
               <w:rPr>
@@ -576,6 +1035,9 @@
             <w:tcW w:type="dxa" w:w="1514"/>
           </w:tcPr>
           <w:p>
+            <w:pPr>
+              <w:spacing w:before="20" w:after="20"/>
+            </w:pPr>
             <w:r/>
             <w:r>
               <w:rPr>
@@ -592,11 +1054,13 @@
             <w:tcW w:type="dxa" w:w="1514"/>
           </w:tcPr>
           <w:p>
+            <w:pPr>
+              <w:spacing w:before="20" w:after="20"/>
+            </w:pPr>
             <w:r/>
             <w:r>
               <w:rPr>
                 <w:rFonts w:ascii="Verdana" w:hAnsi="Verdana"/>
-                <w:b w:val="0"/>
                 <w:sz w:val="16"/>
               </w:rPr>
               <w:t>Numeric</w:t>
@@ -608,6 +1072,9 @@
             <w:tcW w:type="dxa" w:w="1514"/>
           </w:tcPr>
           <w:p>
+            <w:pPr>
+              <w:spacing w:before="20" w:after="20"/>
+            </w:pPr>
             <w:r/>
             <w:r>
               <w:rPr>
@@ -624,6 +1091,9 @@
             <w:tcW w:type="dxa" w:w="1514"/>
           </w:tcPr>
           <w:p>
+            <w:pPr>
+              <w:spacing w:before="20" w:after="20"/>
+            </w:pPr>
             <w:r/>
             <w:r>
               <w:rPr>
@@ -640,6 +1110,9 @@
             <w:tcW w:type="dxa" w:w="1514"/>
           </w:tcPr>
           <w:p>
+            <w:pPr>
+              <w:spacing w:before="20" w:after="20"/>
+            </w:pPr>
             <w:r/>
             <w:r>
               <w:rPr>
@@ -656,11 +1129,13 @@
             <w:tcW w:type="dxa" w:w="1514"/>
           </w:tcPr>
           <w:p>
+            <w:pPr>
+              <w:spacing w:before="20" w:after="20"/>
+            </w:pPr>
             <w:r/>
             <w:r>
               <w:rPr>
                 <w:rFonts w:ascii="Verdana" w:hAnsi="Verdana"/>
-                <w:b w:val="0"/>
                 <w:sz w:val="16"/>
               </w:rPr>
               <w:t>Numeric</w:t>
@@ -672,6 +1147,9 @@
             <w:tcW w:type="dxa" w:w="1514"/>
           </w:tcPr>
           <w:p>
+            <w:pPr>
+              <w:spacing w:before="20" w:after="20"/>
+            </w:pPr>
             <w:r/>
             <w:r>
               <w:rPr>
@@ -688,6 +1166,9 @@
             <w:tcW w:type="dxa" w:w="1514"/>
           </w:tcPr>
           <w:p>
+            <w:pPr>
+              <w:spacing w:before="20" w:after="20"/>
+            </w:pPr>
             <w:r/>
             <w:r>
               <w:rPr>
@@ -704,6 +1185,9 @@
             <w:tcW w:type="dxa" w:w="1514"/>
           </w:tcPr>
           <w:p>
+            <w:pPr>
+              <w:spacing w:before="20" w:after="20"/>
+            </w:pPr>
             <w:r/>
             <w:r>
               <w:rPr>
@@ -724,6 +1208,9 @@
             <w:tcW w:type="dxa" w:w="1514"/>
           </w:tcPr>
           <w:p>
+            <w:pPr>
+              <w:spacing w:before="20" w:after="20"/>
+            </w:pPr>
             <w:r/>
             <w:r>
               <w:rPr>
@@ -740,6 +1227,9 @@
             <w:tcW w:type="dxa" w:w="1514"/>
           </w:tcPr>
           <w:p>
+            <w:pPr>
+              <w:spacing w:before="20" w:after="20"/>
+            </w:pPr>
             <w:r/>
             <w:r>
               <w:rPr>
@@ -756,11 +1246,13 @@
             <w:tcW w:type="dxa" w:w="1514"/>
           </w:tcPr>
           <w:p>
+            <w:pPr>
+              <w:spacing w:before="20" w:after="20"/>
+            </w:pPr>
             <w:r/>
             <w:r>
               <w:rPr>
                 <w:rFonts w:ascii="Verdana" w:hAnsi="Verdana"/>
-                <w:b w:val="0"/>
                 <w:sz w:val="16"/>
               </w:rPr>
               <w:t>CCITT IA5</w:t>
@@ -772,6 +1264,9 @@
             <w:tcW w:type="dxa" w:w="1514"/>
           </w:tcPr>
           <w:p>
+            <w:pPr>
+              <w:spacing w:before="20" w:after="20"/>
+            </w:pPr>
             <w:r/>
             <w:r>
               <w:rPr>
@@ -788,6 +1283,9 @@
             <w:tcW w:type="dxa" w:w="1514"/>
           </w:tcPr>
           <w:p>
+            <w:pPr>
+              <w:spacing w:before="20" w:after="20"/>
+            </w:pPr>
             <w:r/>
             <w:r>
               <w:rPr>
@@ -804,6 +1302,9 @@
             <w:tcW w:type="dxa" w:w="1514"/>
           </w:tcPr>
           <w:p>
+            <w:pPr>
+              <w:spacing w:before="20" w:after="20"/>
+            </w:pPr>
             <w:r/>
             <w:r>
               <w:rPr>
@@ -820,11 +1321,13 @@
             <w:tcW w:type="dxa" w:w="1514"/>
           </w:tcPr>
           <w:p>
+            <w:pPr>
+              <w:spacing w:before="20" w:after="20"/>
+            </w:pPr>
             <w:r/>
             <w:r>
               <w:rPr>
                 <w:rFonts w:ascii="Verdana" w:hAnsi="Verdana"/>
-                <w:b w:val="0"/>
                 <w:sz w:val="16"/>
               </w:rPr>
               <w:t>Character</w:t>
@@ -836,6 +1339,9 @@
             <w:tcW w:type="dxa" w:w="1514"/>
           </w:tcPr>
           <w:p>
+            <w:pPr>
+              <w:spacing w:before="20" w:after="20"/>
+            </w:pPr>
             <w:r/>
             <w:r>
               <w:rPr>
@@ -852,6 +1358,9 @@
             <w:tcW w:type="dxa" w:w="1514"/>
           </w:tcPr>
           <w:p>
+            <w:pPr>
+              <w:spacing w:before="20" w:after="20"/>
+            </w:pPr>
             <w:r/>
             <w:r>
               <w:rPr>
@@ -868,6 +1377,9 @@
             <w:tcW w:type="dxa" w:w="1514"/>
           </w:tcPr>
           <w:p>
+            <w:pPr>
+              <w:spacing w:before="20" w:after="20"/>
+            </w:pPr>
             <w:r/>
             <w:r>
               <w:rPr>
@@ -888,6 +1400,9 @@
             <w:tcW w:type="dxa" w:w="1514"/>
           </w:tcPr>
           <w:p>
+            <w:pPr>
+              <w:spacing w:before="20" w:after="20"/>
+            </w:pPr>
             <w:r/>
             <w:r>
               <w:rPr>
@@ -904,6 +1419,9 @@
             <w:tcW w:type="dxa" w:w="1514"/>
           </w:tcPr>
           <w:p>
+            <w:pPr>
+              <w:spacing w:before="20" w:after="20"/>
+            </w:pPr>
             <w:r/>
             <w:r>
               <w:rPr>
@@ -920,11 +1438,13 @@
             <w:tcW w:type="dxa" w:w="1514"/>
           </w:tcPr>
           <w:p>
+            <w:pPr>
+              <w:spacing w:before="20" w:after="20"/>
+            </w:pPr>
             <w:r/>
             <w:r>
               <w:rPr>
                 <w:rFonts w:ascii="Verdana" w:hAnsi="Verdana"/>
-                <w:b w:val="0"/>
                 <w:sz w:val="16"/>
               </w:rPr>
               <w:t>CCITT IA5</w:t>
@@ -936,6 +1456,9 @@
             <w:tcW w:type="dxa" w:w="1514"/>
           </w:tcPr>
           <w:p>
+            <w:pPr>
+              <w:spacing w:before="20" w:after="20"/>
+            </w:pPr>
             <w:r/>
             <w:r>
               <w:rPr>
@@ -952,6 +1475,9 @@
             <w:tcW w:type="dxa" w:w="1514"/>
           </w:tcPr>
           <w:p>
+            <w:pPr>
+              <w:spacing w:before="20" w:after="20"/>
+            </w:pPr>
             <w:r/>
             <w:r>
               <w:rPr>
@@ -968,6 +1494,9 @@
             <w:tcW w:type="dxa" w:w="1514"/>
           </w:tcPr>
           <w:p>
+            <w:pPr>
+              <w:spacing w:before="20" w:after="20"/>
+            </w:pPr>
             <w:r/>
             <w:r>
               <w:rPr>
@@ -984,11 +1513,13 @@
             <w:tcW w:type="dxa" w:w="1514"/>
           </w:tcPr>
           <w:p>
+            <w:pPr>
+              <w:spacing w:before="20" w:after="20"/>
+            </w:pPr>
             <w:r/>
             <w:r>
               <w:rPr>
                 <w:rFonts w:ascii="Verdana" w:hAnsi="Verdana"/>
-                <w:b w:val="0"/>
                 <w:sz w:val="16"/>
               </w:rPr>
               <w:t>Character</w:t>
@@ -1000,6 +1531,9 @@
             <w:tcW w:type="dxa" w:w="1514"/>
           </w:tcPr>
           <w:p>
+            <w:pPr>
+              <w:spacing w:before="20" w:after="20"/>
+            </w:pPr>
             <w:r/>
             <w:r>
               <w:rPr>
@@ -1016,6 +1550,9 @@
             <w:tcW w:type="dxa" w:w="1514"/>
           </w:tcPr>
           <w:p>
+            <w:pPr>
+              <w:spacing w:before="20" w:after="20"/>
+            </w:pPr>
             <w:r/>
             <w:r>
               <w:rPr>
@@ -1032,6 +1569,9 @@
             <w:tcW w:type="dxa" w:w="1514"/>
           </w:tcPr>
           <w:p>
+            <w:pPr>
+              <w:spacing w:before="20" w:after="20"/>
+            </w:pPr>
             <w:r/>
             <w:r>
               <w:rPr>
@@ -1052,6 +1592,9 @@
             <w:tcW w:type="dxa" w:w="1514"/>
           </w:tcPr>
           <w:p>
+            <w:pPr>
+              <w:spacing w:before="20" w:after="20"/>
+            </w:pPr>
             <w:r/>
             <w:r>
               <w:rPr>
@@ -1068,6 +1611,9 @@
             <w:tcW w:type="dxa" w:w="1514"/>
           </w:tcPr>
           <w:p>
+            <w:pPr>
+              <w:spacing w:before="20" w:after="20"/>
+            </w:pPr>
             <w:r/>
             <w:r>
               <w:rPr>
@@ -1084,11 +1630,13 @@
             <w:tcW w:type="dxa" w:w="1514"/>
           </w:tcPr>
           <w:p>
+            <w:pPr>
+              <w:spacing w:before="20" w:after="20"/>
+            </w:pPr>
             <w:r/>
             <w:r>
               <w:rPr>
                 <w:rFonts w:ascii="Verdana" w:hAnsi="Verdana"/>
-                <w:b w:val="0"/>
                 <w:sz w:val="16"/>
               </w:rPr>
               <w:t>CCITT IA5</w:t>
@@ -1100,6 +1648,9 @@
             <w:tcW w:type="dxa" w:w="1514"/>
           </w:tcPr>
           <w:p>
+            <w:pPr>
+              <w:spacing w:before="20" w:after="20"/>
+            </w:pPr>
             <w:r/>
             <w:r>
               <w:rPr>
@@ -1116,6 +1667,9 @@
             <w:tcW w:type="dxa" w:w="1514"/>
           </w:tcPr>
           <w:p>
+            <w:pPr>
+              <w:spacing w:before="20" w:after="20"/>
+            </w:pPr>
             <w:r/>
             <w:r>
               <w:rPr>
@@ -1132,6 +1686,9 @@
             <w:tcW w:type="dxa" w:w="1514"/>
           </w:tcPr>
           <w:p>
+            <w:pPr>
+              <w:spacing w:before="20" w:after="20"/>
+            </w:pPr>
             <w:r/>
             <w:r>
               <w:rPr>
@@ -1148,11 +1705,13 @@
             <w:tcW w:type="dxa" w:w="1514"/>
           </w:tcPr>
           <w:p>
+            <w:pPr>
+              <w:spacing w:before="20" w:after="20"/>
+            </w:pPr>
             <w:r/>
             <w:r>
               <w:rPr>
                 <w:rFonts w:ascii="Verdana" w:hAnsi="Verdana"/>
-                <w:b w:val="0"/>
                 <w:sz w:val="16"/>
               </w:rPr>
               <w:t>Character</w:t>
@@ -1164,6 +1723,9 @@
             <w:tcW w:type="dxa" w:w="1514"/>
           </w:tcPr>
           <w:p>
+            <w:pPr>
+              <w:spacing w:before="20" w:after="20"/>
+            </w:pPr>
             <w:r/>
             <w:r>
               <w:rPr>
@@ -1180,6 +1742,9 @@
             <w:tcW w:type="dxa" w:w="1514"/>
           </w:tcPr>
           <w:p>
+            <w:pPr>
+              <w:spacing w:before="20" w:after="20"/>
+            </w:pPr>
             <w:r/>
             <w:r>
               <w:rPr>
@@ -1196,6 +1761,9 @@
             <w:tcW w:type="dxa" w:w="1514"/>
           </w:tcPr>
           <w:p>
+            <w:pPr>
+              <w:spacing w:before="20" w:after="20"/>
+            </w:pPr>
             <w:r/>
             <w:r>
               <w:rPr>
@@ -1216,6 +1784,9 @@
             <w:tcW w:type="dxa" w:w="1514"/>
           </w:tcPr>
           <w:p>
+            <w:pPr>
+              <w:spacing w:before="20" w:after="20"/>
+            </w:pPr>
             <w:r/>
             <w:r>
               <w:rPr>
@@ -1232,6 +1803,9 @@
             <w:tcW w:type="dxa" w:w="1514"/>
           </w:tcPr>
           <w:p>
+            <w:pPr>
+              <w:spacing w:before="20" w:after="20"/>
+            </w:pPr>
             <w:r/>
             <w:r>
               <w:rPr>
@@ -1248,11 +1822,13 @@
             <w:tcW w:type="dxa" w:w="1514"/>
           </w:tcPr>
           <w:p>
+            <w:pPr>
+              <w:spacing w:before="20" w:after="20"/>
+            </w:pPr>
             <w:r/>
             <w:r>
               <w:rPr>
                 <w:rFonts w:ascii="Verdana" w:hAnsi="Verdana"/>
-                <w:b w:val="0"/>
                 <w:sz w:val="16"/>
               </w:rPr>
               <w:t>CCITT IA5</w:t>
@@ -1264,6 +1840,9 @@
             <w:tcW w:type="dxa" w:w="1514"/>
           </w:tcPr>
           <w:p>
+            <w:pPr>
+              <w:spacing w:before="20" w:after="20"/>
+            </w:pPr>
             <w:r/>
             <w:r>
               <w:rPr>
@@ -1280,6 +1859,9 @@
             <w:tcW w:type="dxa" w:w="1514"/>
           </w:tcPr>
           <w:p>
+            <w:pPr>
+              <w:spacing w:before="20" w:after="20"/>
+            </w:pPr>
             <w:r/>
             <w:r>
               <w:rPr>
@@ -1296,6 +1878,9 @@
             <w:tcW w:type="dxa" w:w="1514"/>
           </w:tcPr>
           <w:p>
+            <w:pPr>
+              <w:spacing w:before="20" w:after="20"/>
+            </w:pPr>
             <w:r/>
             <w:r>
               <w:rPr>
@@ -1312,11 +1897,13 @@
             <w:tcW w:type="dxa" w:w="1514"/>
           </w:tcPr>
           <w:p>
+            <w:pPr>
+              <w:spacing w:before="20" w:after="20"/>
+            </w:pPr>
             <w:r/>
             <w:r>
               <w:rPr>
                 <w:rFonts w:ascii="Verdana" w:hAnsi="Verdana"/>
-                <w:b w:val="0"/>
                 <w:sz w:val="16"/>
               </w:rPr>
               <w:t>Character</w:t>
@@ -1328,6 +1915,9 @@
             <w:tcW w:type="dxa" w:w="1514"/>
           </w:tcPr>
           <w:p>
+            <w:pPr>
+              <w:spacing w:before="20" w:after="20"/>
+            </w:pPr>
             <w:r/>
             <w:r>
               <w:rPr>
@@ -1344,6 +1934,9 @@
             <w:tcW w:type="dxa" w:w="1514"/>
           </w:tcPr>
           <w:p>
+            <w:pPr>
+              <w:spacing w:before="20" w:after="20"/>
+            </w:pPr>
             <w:r/>
             <w:r>
               <w:rPr>
@@ -1360,6 +1953,9 @@
             <w:tcW w:type="dxa" w:w="1514"/>
           </w:tcPr>
           <w:p>
+            <w:pPr>
+              <w:spacing w:before="20" w:after="20"/>
+            </w:pPr>
             <w:r/>
             <w:r>
               <w:rPr>
@@ -1380,6 +1976,9 @@
             <w:tcW w:type="dxa" w:w="1514"/>
           </w:tcPr>
           <w:p>
+            <w:pPr>
+              <w:spacing w:before="20" w:after="20"/>
+            </w:pPr>
             <w:r/>
             <w:r>
               <w:rPr>
@@ -1396,6 +1995,9 @@
             <w:tcW w:type="dxa" w:w="1514"/>
           </w:tcPr>
           <w:p>
+            <w:pPr>
+              <w:spacing w:before="20" w:after="20"/>
+            </w:pPr>
             <w:r/>
             <w:r>
               <w:rPr>
@@ -1412,11 +2014,13 @@
             <w:tcW w:type="dxa" w:w="1514"/>
           </w:tcPr>
           <w:p>
+            <w:pPr>
+              <w:spacing w:before="20" w:after="20"/>
+            </w:pPr>
             <w:r/>
             <w:r>
               <w:rPr>
                 <w:rFonts w:ascii="Verdana" w:hAnsi="Verdana"/>
-                <w:b w:val="0"/>
                 <w:sz w:val="16"/>
               </w:rPr>
               <w:t>Code table</w:t>
@@ -1428,6 +2032,9 @@
             <w:tcW w:type="dxa" w:w="1514"/>
           </w:tcPr>
           <w:p>
+            <w:pPr>
+              <w:spacing w:before="20" w:after="20"/>
+            </w:pPr>
             <w:r/>
             <w:r>
               <w:rPr>
@@ -1444,6 +2051,9 @@
             <w:tcW w:type="dxa" w:w="1514"/>
           </w:tcPr>
           <w:p>
+            <w:pPr>
+              <w:spacing w:before="20" w:after="20"/>
+            </w:pPr>
             <w:r/>
             <w:r>
               <w:rPr>
@@ -1460,6 +2070,9 @@
             <w:tcW w:type="dxa" w:w="1514"/>
           </w:tcPr>
           <w:p>
+            <w:pPr>
+              <w:spacing w:before="20" w:after="20"/>
+            </w:pPr>
             <w:r/>
             <w:r>
               <w:rPr>
@@ -1476,11 +2089,13 @@
             <w:tcW w:type="dxa" w:w="1514"/>
           </w:tcPr>
           <w:p>
+            <w:pPr>
+              <w:spacing w:before="20" w:after="20"/>
+            </w:pPr>
             <w:r/>
             <w:r>
               <w:rPr>
                 <w:rFonts w:ascii="Verdana" w:hAnsi="Verdana"/>
-                <w:b w:val="0"/>
                 <w:sz w:val="16"/>
               </w:rPr>
               <w:t>Code table</w:t>
@@ -1492,6 +2107,9 @@
             <w:tcW w:type="dxa" w:w="1514"/>
           </w:tcPr>
           <w:p>
+            <w:pPr>
+              <w:spacing w:before="20" w:after="20"/>
+            </w:pPr>
             <w:r/>
             <w:r>
               <w:rPr>
@@ -1508,6 +2126,9 @@
             <w:tcW w:type="dxa" w:w="1514"/>
           </w:tcPr>
           <w:p>
+            <w:pPr>
+              <w:spacing w:before="20" w:after="20"/>
+            </w:pPr>
             <w:r/>
             <w:r>
               <w:rPr>
@@ -1524,6 +2145,9 @@
             <w:tcW w:type="dxa" w:w="1514"/>
           </w:tcPr>
           <w:p>
+            <w:pPr>
+              <w:spacing w:before="20" w:after="20"/>
+            </w:pPr>
             <w:r/>
             <w:r>
               <w:rPr>
@@ -1544,6 +2168,9 @@
             <w:tcW w:type="dxa" w:w="1514"/>
           </w:tcPr>
           <w:p>
+            <w:pPr>
+              <w:spacing w:before="20" w:after="20"/>
+            </w:pPr>
             <w:r/>
             <w:r>
               <w:rPr>
@@ -1560,6 +2187,9 @@
             <w:tcW w:type="dxa" w:w="1514"/>
           </w:tcPr>
           <w:p>
+            <w:pPr>
+              <w:spacing w:before="20" w:after="20"/>
+            </w:pPr>
             <w:r/>
             <w:r>
               <w:rPr>
@@ -1576,11 +2206,13 @@
             <w:tcW w:type="dxa" w:w="1514"/>
           </w:tcPr>
           <w:p>
+            <w:pPr>
+              <w:spacing w:before="20" w:after="20"/>
+            </w:pPr>
             <w:r/>
             <w:r>
               <w:rPr>
                 <w:rFonts w:ascii="Verdana" w:hAnsi="Verdana"/>
-                <w:b w:val="0"/>
                 <w:sz w:val="16"/>
               </w:rPr>
               <w:t>Code table</w:t>
@@ -1592,6 +2224,9 @@
             <w:tcW w:type="dxa" w:w="1514"/>
           </w:tcPr>
           <w:p>
+            <w:pPr>
+              <w:spacing w:before="20" w:after="20"/>
+            </w:pPr>
             <w:r/>
             <w:r>
               <w:rPr>
@@ -1608,6 +2243,9 @@
             <w:tcW w:type="dxa" w:w="1514"/>
           </w:tcPr>
           <w:p>
+            <w:pPr>
+              <w:spacing w:before="20" w:after="20"/>
+            </w:pPr>
             <w:r/>
             <w:r>
               <w:rPr>
@@ -1624,6 +2262,9 @@
             <w:tcW w:type="dxa" w:w="1514"/>
           </w:tcPr>
           <w:p>
+            <w:pPr>
+              <w:spacing w:before="20" w:after="20"/>
+            </w:pPr>
             <w:r/>
             <w:r>
               <w:rPr>
@@ -1640,11 +2281,13 @@
             <w:tcW w:type="dxa" w:w="1514"/>
           </w:tcPr>
           <w:p>
+            <w:pPr>
+              <w:spacing w:before="20" w:after="20"/>
+            </w:pPr>
             <w:r/>
             <w:r>
               <w:rPr>
                 <w:rFonts w:ascii="Verdana" w:hAnsi="Verdana"/>
-                <w:b w:val="0"/>
                 <w:sz w:val="16"/>
               </w:rPr>
               <w:t>Code table</w:t>
@@ -1656,6 +2299,9 @@
             <w:tcW w:type="dxa" w:w="1514"/>
           </w:tcPr>
           <w:p>
+            <w:pPr>
+              <w:spacing w:before="20" w:after="20"/>
+            </w:pPr>
             <w:r/>
             <w:r>
               <w:rPr>
@@ -1672,6 +2318,9 @@
             <w:tcW w:type="dxa" w:w="1514"/>
           </w:tcPr>
           <w:p>
+            <w:pPr>
+              <w:spacing w:before="20" w:after="20"/>
+            </w:pPr>
             <w:r/>
             <w:r>
               <w:rPr>
@@ -1688,6 +2337,9 @@
             <w:tcW w:type="dxa" w:w="1514"/>
           </w:tcPr>
           <w:p>
+            <w:pPr>
+              <w:spacing w:before="20" w:after="20"/>
+            </w:pPr>
             <w:r/>
             <w:r>
               <w:rPr>
@@ -1708,6 +2360,9 @@
             <w:tcW w:type="dxa" w:w="1514"/>
           </w:tcPr>
           <w:p>
+            <w:pPr>
+              <w:spacing w:before="20" w:after="20"/>
+            </w:pPr>
             <w:r/>
             <w:r>
               <w:rPr>
@@ -1724,6 +2379,9 @@
             <w:tcW w:type="dxa" w:w="1514"/>
           </w:tcPr>
           <w:p>
+            <w:pPr>
+              <w:spacing w:before="20" w:after="20"/>
+            </w:pPr>
             <w:r/>
             <w:r>
               <w:rPr>
@@ -1740,11 +2398,13 @@
             <w:tcW w:type="dxa" w:w="1514"/>
           </w:tcPr>
           <w:p>
+            <w:pPr>
+              <w:spacing w:before="20" w:after="20"/>
+            </w:pPr>
             <w:r/>
             <w:r>
               <w:rPr>
                 <w:rFonts w:ascii="Verdana" w:hAnsi="Verdana"/>
-                <w:b w:val="0"/>
                 <w:sz w:val="16"/>
               </w:rPr>
               <w:t>Code table</w:t>
@@ -1756,6 +2416,9 @@
             <w:tcW w:type="dxa" w:w="1514"/>
           </w:tcPr>
           <w:p>
+            <w:pPr>
+              <w:spacing w:before="20" w:after="20"/>
+            </w:pPr>
             <w:r/>
             <w:r>
               <w:rPr>
@@ -1772,6 +2435,9 @@
             <w:tcW w:type="dxa" w:w="1514"/>
           </w:tcPr>
           <w:p>
+            <w:pPr>
+              <w:spacing w:before="20" w:after="20"/>
+            </w:pPr>
             <w:r/>
             <w:r>
               <w:rPr>
@@ -1788,6 +2454,9 @@
             <w:tcW w:type="dxa" w:w="1514"/>
           </w:tcPr>
           <w:p>
+            <w:pPr>
+              <w:spacing w:before="20" w:after="20"/>
+            </w:pPr>
             <w:r/>
             <w:r>
               <w:rPr>
@@ -1804,11 +2473,13 @@
             <w:tcW w:type="dxa" w:w="1514"/>
           </w:tcPr>
           <w:p>
+            <w:pPr>
+              <w:spacing w:before="20" w:after="20"/>
+            </w:pPr>
             <w:r/>
             <w:r>
               <w:rPr>
                 <w:rFonts w:ascii="Verdana" w:hAnsi="Verdana"/>
-                <w:b w:val="0"/>
                 <w:sz w:val="16"/>
               </w:rPr>
               <w:t>Code table</w:t>
@@ -1820,6 +2491,9 @@
             <w:tcW w:type="dxa" w:w="1514"/>
           </w:tcPr>
           <w:p>
+            <w:pPr>
+              <w:spacing w:before="20" w:after="20"/>
+            </w:pPr>
             <w:r/>
             <w:r>
               <w:rPr>
@@ -1836,6 +2510,9 @@
             <w:tcW w:type="dxa" w:w="1514"/>
           </w:tcPr>
           <w:p>
+            <w:pPr>
+              <w:spacing w:before="20" w:after="20"/>
+            </w:pPr>
             <w:r/>
             <w:r>
               <w:rPr>
@@ -1852,6 +2529,9 @@
             <w:tcW w:type="dxa" w:w="1514"/>
           </w:tcPr>
           <w:p>
+            <w:pPr>
+              <w:spacing w:before="20" w:after="20"/>
+            </w:pPr>
             <w:r/>
             <w:r>
               <w:rPr>
@@ -1872,6 +2552,9 @@
             <w:tcW w:type="dxa" w:w="1514"/>
           </w:tcPr>
           <w:p>
+            <w:pPr>
+              <w:spacing w:before="20" w:after="20"/>
+            </w:pPr>
             <w:r/>
             <w:r>
               <w:rPr>
@@ -1888,6 +2571,9 @@
             <w:tcW w:type="dxa" w:w="1514"/>
           </w:tcPr>
           <w:p>
+            <w:pPr>
+              <w:spacing w:before="20" w:after="20"/>
+            </w:pPr>
             <w:r/>
             <w:r>
               <w:rPr>
@@ -1904,11 +2590,13 @@
             <w:tcW w:type="dxa" w:w="1514"/>
           </w:tcPr>
           <w:p>
+            <w:pPr>
+              <w:spacing w:before="20" w:after="20"/>
+            </w:pPr>
             <w:r/>
             <w:r>
               <w:rPr>
                 <w:rFonts w:ascii="Verdana" w:hAnsi="Verdana"/>
-                <w:b w:val="0"/>
                 <w:sz w:val="16"/>
               </w:rPr>
               <w:t>Code table</w:t>
@@ -1920,6 +2608,9 @@
             <w:tcW w:type="dxa" w:w="1514"/>
           </w:tcPr>
           <w:p>
+            <w:pPr>
+              <w:spacing w:before="20" w:after="20"/>
+            </w:pPr>
             <w:r/>
             <w:r>
               <w:rPr>
@@ -1936,6 +2627,9 @@
             <w:tcW w:type="dxa" w:w="1514"/>
           </w:tcPr>
           <w:p>
+            <w:pPr>
+              <w:spacing w:before="20" w:after="20"/>
+            </w:pPr>
             <w:r/>
             <w:r>
               <w:rPr>
@@ -1952,6 +2646,9 @@
             <w:tcW w:type="dxa" w:w="1514"/>
           </w:tcPr>
           <w:p>
+            <w:pPr>
+              <w:spacing w:before="20" w:after="20"/>
+            </w:pPr>
             <w:r/>
             <w:r>
               <w:rPr>
@@ -1968,11 +2665,13 @@
             <w:tcW w:type="dxa" w:w="1514"/>
           </w:tcPr>
           <w:p>
+            <w:pPr>
+              <w:spacing w:before="20" w:after="20"/>
+            </w:pPr>
             <w:r/>
             <w:r>
               <w:rPr>
                 <w:rFonts w:ascii="Verdana" w:hAnsi="Verdana"/>
-                <w:b w:val="0"/>
                 <w:sz w:val="16"/>
               </w:rPr>
               <w:t>Code table</w:t>
@@ -1984,6 +2683,9 @@
             <w:tcW w:type="dxa" w:w="1514"/>
           </w:tcPr>
           <w:p>
+            <w:pPr>
+              <w:spacing w:before="20" w:after="20"/>
+            </w:pPr>
             <w:r/>
             <w:r>
               <w:rPr>
@@ -2000,6 +2702,9 @@
             <w:tcW w:type="dxa" w:w="1514"/>
           </w:tcPr>
           <w:p>
+            <w:pPr>
+              <w:spacing w:before="20" w:after="20"/>
+            </w:pPr>
             <w:r/>
             <w:r>
               <w:rPr>
@@ -2016,6 +2721,9 @@
             <w:tcW w:type="dxa" w:w="1514"/>
           </w:tcPr>
           <w:p>
+            <w:pPr>
+              <w:spacing w:before="20" w:after="20"/>
+            </w:pPr>
             <w:r/>
             <w:r>
               <w:rPr>
@@ -2036,6 +2744,9 @@
             <w:tcW w:type="dxa" w:w="1514"/>
           </w:tcPr>
           <w:p>
+            <w:pPr>
+              <w:spacing w:before="20" w:after="20"/>
+            </w:pPr>
             <w:r/>
             <w:r>
               <w:rPr>
@@ -2052,6 +2763,9 @@
             <w:tcW w:type="dxa" w:w="1514"/>
           </w:tcPr>
           <w:p>
+            <w:pPr>
+              <w:spacing w:before="20" w:after="20"/>
+            </w:pPr>
             <w:r/>
             <w:r>
               <w:rPr>
@@ -2068,11 +2782,13 @@
             <w:tcW w:type="dxa" w:w="1514"/>
           </w:tcPr>
           <w:p>
+            <w:pPr>
+              <w:spacing w:before="20" w:after="20"/>
+            </w:pPr>
             <w:r/>
             <w:r>
               <w:rPr>
                 <w:rFonts w:ascii="Verdana" w:hAnsi="Verdana"/>
-                <w:b w:val="0"/>
                 <w:sz w:val="16"/>
               </w:rPr>
               <w:t>Code table</w:t>
@@ -2084,6 +2800,9 @@
             <w:tcW w:type="dxa" w:w="1514"/>
           </w:tcPr>
           <w:p>
+            <w:pPr>
+              <w:spacing w:before="20" w:after="20"/>
+            </w:pPr>
             <w:r/>
             <w:r>
               <w:rPr>
@@ -2100,6 +2819,9 @@
             <w:tcW w:type="dxa" w:w="1514"/>
           </w:tcPr>
           <w:p>
+            <w:pPr>
+              <w:spacing w:before="20" w:after="20"/>
+            </w:pPr>
             <w:r/>
             <w:r>
               <w:rPr>
@@ -2116,6 +2838,9 @@
             <w:tcW w:type="dxa" w:w="1514"/>
           </w:tcPr>
           <w:p>
+            <w:pPr>
+              <w:spacing w:before="20" w:after="20"/>
+            </w:pPr>
             <w:r/>
             <w:r>
               <w:rPr>
@@ -2132,11 +2857,13 @@
             <w:tcW w:type="dxa" w:w="1514"/>
           </w:tcPr>
           <w:p>
+            <w:pPr>
+              <w:spacing w:before="20" w:after="20"/>
+            </w:pPr>
             <w:r/>
             <w:r>
               <w:rPr>
                 <w:rFonts w:ascii="Verdana" w:hAnsi="Verdana"/>
-                <w:b w:val="0"/>
                 <w:sz w:val="16"/>
               </w:rPr>
               <w:t>Code table</w:t>
@@ -2148,6 +2875,9 @@
             <w:tcW w:type="dxa" w:w="1514"/>
           </w:tcPr>
           <w:p>
+            <w:pPr>
+              <w:spacing w:before="20" w:after="20"/>
+            </w:pPr>
             <w:r/>
             <w:r>
               <w:rPr>
@@ -2164,6 +2894,9 @@
             <w:tcW w:type="dxa" w:w="1514"/>
           </w:tcPr>
           <w:p>
+            <w:pPr>
+              <w:spacing w:before="20" w:after="20"/>
+            </w:pPr>
             <w:r/>
             <w:r>
               <w:rPr>
@@ -2180,6 +2913,9 @@
             <w:tcW w:type="dxa" w:w="1514"/>
           </w:tcPr>
           <w:p>
+            <w:pPr>
+              <w:spacing w:before="20" w:after="20"/>
+            </w:pPr>
             <w:r/>
             <w:r>
               <w:rPr>
@@ -2200,6 +2936,9 @@
             <w:tcW w:type="dxa" w:w="1514"/>
           </w:tcPr>
           <w:p>
+            <w:pPr>
+              <w:spacing w:before="20" w:after="20"/>
+            </w:pPr>
             <w:r/>
             <w:r>
               <w:rPr>
@@ -2216,6 +2955,9 @@
             <w:tcW w:type="dxa" w:w="1514"/>
           </w:tcPr>
           <w:p>
+            <w:pPr>
+              <w:spacing w:before="20" w:after="20"/>
+            </w:pPr>
             <w:r/>
             <w:r>
               <w:rPr>
@@ -2232,11 +2974,13 @@
             <w:tcW w:type="dxa" w:w="1514"/>
           </w:tcPr>
           <w:p>
+            <w:pPr>
+              <w:spacing w:before="20" w:after="20"/>
+            </w:pPr>
             <w:r/>
             <w:r>
               <w:rPr>
                 <w:rFonts w:ascii="Verdana" w:hAnsi="Verdana"/>
-                <w:b w:val="0"/>
                 <w:sz w:val="16"/>
               </w:rPr>
               <w:t>Code table</w:t>
@@ -2248,6 +2992,9 @@
             <w:tcW w:type="dxa" w:w="1514"/>
           </w:tcPr>
           <w:p>
+            <w:pPr>
+              <w:spacing w:before="20" w:after="20"/>
+            </w:pPr>
             <w:r/>
             <w:r>
               <w:rPr>
@@ -2264,6 +3011,9 @@
             <w:tcW w:type="dxa" w:w="1514"/>
           </w:tcPr>
           <w:p>
+            <w:pPr>
+              <w:spacing w:before="20" w:after="20"/>
+            </w:pPr>
             <w:r/>
             <w:r>
               <w:rPr>
@@ -2280,6 +3030,9 @@
             <w:tcW w:type="dxa" w:w="1514"/>
           </w:tcPr>
           <w:p>
+            <w:pPr>
+              <w:spacing w:before="20" w:after="20"/>
+            </w:pPr>
             <w:r/>
             <w:r>
               <w:rPr>
@@ -2296,11 +3049,13 @@
             <w:tcW w:type="dxa" w:w="1514"/>
           </w:tcPr>
           <w:p>
+            <w:pPr>
+              <w:spacing w:before="20" w:after="20"/>
+            </w:pPr>
             <w:r/>
             <w:r>
               <w:rPr>
                 <w:rFonts w:ascii="Verdana" w:hAnsi="Verdana"/>
-                <w:b w:val="0"/>
                 <w:sz w:val="16"/>
               </w:rPr>
               <w:t>Code table</w:t>
@@ -2312,6 +3067,9 @@
             <w:tcW w:type="dxa" w:w="1514"/>
           </w:tcPr>
           <w:p>
+            <w:pPr>
+              <w:spacing w:before="20" w:after="20"/>
+            </w:pPr>
             <w:r/>
             <w:r>
               <w:rPr>
@@ -2328,6 +3086,9 @@
             <w:tcW w:type="dxa" w:w="1514"/>
           </w:tcPr>
           <w:p>
+            <w:pPr>
+              <w:spacing w:before="20" w:after="20"/>
+            </w:pPr>
             <w:r/>
             <w:r>
               <w:rPr>
@@ -2344,6 +3105,9 @@
             <w:tcW w:type="dxa" w:w="1514"/>
           </w:tcPr>
           <w:p>
+            <w:pPr>
+              <w:spacing w:before="20" w:after="20"/>
+            </w:pPr>
             <w:r/>
             <w:r>
               <w:rPr>

--- a/docx/en/BUFRCREX_TableB_en_35.docx
+++ b/docx/en/BUFRCREX_TableB_en_35.docx
@@ -13,376 +13,6 @@
           <w:sz w:val="22"/>
         </w:rPr>
         <w:t>Class 35: Data monitoring information</w:t>
-      </w:r>
-    </w:p>
-    <w:p>
-      <w:r>
-        <w:rPr>
-          <w:rFonts w:ascii="Verdana" w:hAnsi="Verdana"/>
-          <w:i/>
-          <w:sz w:val="14"/>
-        </w:rPr>
-        <w:t>Note 23: A precipitation value of -0.1 kg m-2 before scaling (-1 after scaling or in CREX) shall indicate a "trace" (non-measurable, less than 0.05 kg m-2).</w:t>
-      </w:r>
-    </w:p>
-    <w:p>
-      <w:r>
-        <w:rPr>
-          <w:rFonts w:ascii="Verdana" w:hAnsi="Verdana"/>
-          <w:i/>
-          <w:sz w:val="14"/>
-        </w:rPr>
-        <w:t>Note 25: A previously defined significance may be cancelled by transmitting a "missing" from the appropriate code or flag table.</w:t>
-      </w:r>
-    </w:p>
-    <w:p>
-      <w:r>
-        <w:rPr>
-          <w:rFonts w:ascii="Verdana" w:hAnsi="Verdana"/>
-          <w:i/>
-          <w:sz w:val="14"/>
-        </w:rPr>
-        <w:t>Note 27: All times are Universal Time Coordinated (UTC) unless otherwise noted.</w:t>
-      </w:r>
-    </w:p>
-    <w:p>
-      <w:r>
-        <w:rPr>
-          <w:rFonts w:ascii="Verdana" w:hAnsi="Verdana"/>
-          <w:i/>
-          <w:sz w:val="14"/>
-        </w:rPr>
-        <w:t>Note 32: Bearing or azimuth shall only be used with respect to a stated location, and shall not redefine that location.</w:t>
-      </w:r>
-    </w:p>
-    <w:p>
-      <w:r>
-        <w:rPr>
-          <w:rFonts w:ascii="Verdana" w:hAnsi="Verdana"/>
-          <w:i/>
-          <w:sz w:val="14"/>
-        </w:rPr>
-        <w:t>Note 62: Distance shall only be used with respect to a stated location and a bearing, azimuth or elevation; it shall not redefine that location.</w:t>
-      </w:r>
-    </w:p>
-    <w:p>
-      <w:r>
-        <w:rPr>
-          <w:rFonts w:ascii="Verdana" w:hAnsi="Verdana"/>
-          <w:i/>
-          <w:sz w:val="14"/>
-        </w:rPr>
-        <w:t>Note 63: Downward radiation shall be assigned positive values.</w:t>
-      </w:r>
-    </w:p>
-    <w:p>
-      <w:r>
-        <w:rPr>
-          <w:rFonts w:ascii="Verdana" w:hAnsi="Verdana"/>
-          <w:i/>
-          <w:sz w:val="14"/>
-        </w:rPr>
-        <w:t>Note 64: Downward w-components shall be assigned positive values where units are Pa s-1.</w:t>
-      </w:r>
-    </w:p>
-    <w:p>
-      <w:r>
-        <w:rPr>
-          <w:rFonts w:ascii="Verdana" w:hAnsi="Verdana"/>
-          <w:i/>
-          <w:sz w:val="14"/>
-        </w:rPr>
-        <w:t>Note 66: East to west increments shall be assigned negative values.</w:t>
-      </w:r>
-    </w:p>
-    <w:p>
-      <w:r>
-        <w:rPr>
-          <w:rFonts w:ascii="Verdana" w:hAnsi="Verdana"/>
-          <w:i/>
-          <w:sz w:val="14"/>
-        </w:rPr>
-        <w:t>Note 75: For CREX descriptors F = B, not 0.</w:t>
-      </w:r>
-    </w:p>
-    <w:p>
-      <w:r>
-        <w:rPr>
-          <w:rFonts w:ascii="Verdana" w:hAnsi="Verdana"/>
-          <w:i/>
-          <w:sz w:val="14"/>
-        </w:rPr>
-        <w:t>Note 92: In order to distinguish unambiguously the cases of missing data and saturated pixels, n-bit image data should be encoded using a data width of n+1. Where such a descriptor is not already available in Class 30, operator descriptor 2 01 YYY should be used to modify the data width of the existing entry as required.</w:t>
-      </w:r>
-    </w:p>
-    <w:p>
-      <w:r>
-        <w:rPr>
-          <w:rFonts w:ascii="Verdana" w:hAnsi="Verdana"/>
-          <w:i/>
-          <w:sz w:val="14"/>
-        </w:rPr>
-        <w:t>Note 105: Negative time periods or displacements shall be used to indicate time periods or displacements preceding the currently defined time.</w:t>
-      </w:r>
-    </w:p>
-    <w:p>
-      <w:r>
-        <w:rPr>
-          <w:rFonts w:ascii="Verdana" w:hAnsi="Verdana"/>
-          <w:i/>
-          <w:sz w:val="14"/>
-        </w:rPr>
-        <w:t>Note 110: North to south increments shall be assigned negative values.</w:t>
-      </w:r>
-    </w:p>
-    <w:p>
-      <w:r>
-        <w:rPr>
-          <w:rFonts w:ascii="Verdana" w:hAnsi="Verdana"/>
-          <w:i/>
-          <w:sz w:val="14"/>
-        </w:rPr>
-        <w:t>Note 115: Pixel data width can be changed with descriptor 2 01 YYY.</w:t>
-      </w:r>
-    </w:p>
-    <w:p>
-      <w:r>
-        <w:rPr>
-          <w:rFonts w:ascii="Verdana" w:hAnsi="Verdana"/>
-          <w:i/>
-          <w:sz w:val="14"/>
-        </w:rPr>
-        <w:t>Note 121: Some indication of expected accuracy may be implied in conjunction with certain elements in this class.</w:t>
-      </w:r>
-    </w:p>
-    <w:p>
-      <w:r>
-        <w:rPr>
-          <w:rFonts w:ascii="Verdana" w:hAnsi="Verdana"/>
-          <w:i/>
-          <w:sz w:val="14"/>
-        </w:rPr>
-        <w:t>Note 122: South latitude shall be assigned negative values.</w:t>
-      </w:r>
-    </w:p>
-    <w:p>
-      <w:r>
-        <w:rPr>
-          <w:rFonts w:ascii="Verdana" w:hAnsi="Verdana"/>
-          <w:i/>
-          <w:sz w:val="14"/>
-        </w:rPr>
-        <w:t>Note 123: South to north v-components shall be assigned positive values.</w:t>
-      </w:r>
-    </w:p>
-    <w:p>
-      <w:r>
-        <w:rPr>
-          <w:rFonts w:ascii="Verdana" w:hAnsi="Verdana"/>
-          <w:i/>
-          <w:sz w:val="14"/>
-        </w:rPr>
-        <w:t>Note 126: Surface wind direction measured at a station within 1° of the North Pole or within 1° of the South Pole shall be reported in such a way that the azimuth ring shall be aligned with its zero coinciding with the Greenwich 0° meridian.</w:t>
-      </w:r>
-    </w:p>
-    <w:p>
-      <w:r>
-        <w:rPr>
-          <w:rFonts w:ascii="Verdana" w:hAnsi="Verdana"/>
-          <w:i/>
-          <w:sz w:val="14"/>
-        </w:rPr>
-        <w:t>Note 140: The pixel size on horizontal - 1 is given at location where map scale factor is unity.</w:t>
-      </w:r>
-    </w:p>
-    <w:p>
-      <w:r>
-        <w:rPr>
-          <w:rFonts w:ascii="Verdana" w:hAnsi="Verdana"/>
-          <w:i/>
-          <w:sz w:val="14"/>
-        </w:rPr>
-        <w:t>Note 141: The pixel size on horizontal - 2 is given at location where map scale factor is unity.</w:t>
-      </w:r>
-    </w:p>
-    <w:p>
-      <w:r>
-        <w:rPr>
-          <w:rFonts w:ascii="Verdana" w:hAnsi="Verdana"/>
-          <w:i/>
-          <w:sz w:val="14"/>
-        </w:rPr>
-        <w:t>Note 145: The significance of time periods or displacements may be indicated using the time significance code corresponding to table reference 0 08 021.</w:t>
-      </w:r>
-    </w:p>
-    <w:p>
-      <w:r>
-        <w:rPr>
-          <w:rFonts w:ascii="Verdana" w:hAnsi="Verdana"/>
-          <w:i/>
-          <w:sz w:val="14"/>
-        </w:rPr>
-        <w:t>Note 149: The time location, when used with forecast values, shall indicate the time of the initial state for the forecast, or the beginning of the forecast period; when used with ensemble means of forecast values, the time location shall indicate the initial state or the beginning of the first forecast over which ensemble means are derived.</w:t>
-      </w:r>
-    </w:p>
-    <w:p>
-      <w:r>
-        <w:rPr>
-          <w:rFonts w:ascii="Verdana" w:hAnsi="Verdana"/>
-          <w:i/>
-          <w:sz w:val="14"/>
-        </w:rPr>
-        <w:t>Note 155: This class may also contain elements relating to observational procedures.</w:t>
-      </w:r>
-    </w:p>
-    <w:p>
-      <w:r>
-        <w:rPr>
-          <w:rFonts w:ascii="Verdana" w:hAnsi="Verdana"/>
-          <w:i/>
-          <w:sz w:val="14"/>
-        </w:rPr>
-        <w:t>Note 156: This class shall contain elements to describe the instrumentation used to obtain the meteorological elements reported.</w:t>
-      </w:r>
-    </w:p>
-    <w:p>
-      <w:r>
-        <w:rPr>
-          <w:rFonts w:ascii="Verdana" w:hAnsi="Verdana"/>
-          <w:i/>
-          <w:sz w:val="14"/>
-        </w:rPr>
-        <w:t>Note 158: Time periods or displacements and time increments require an initial time location to be defined prior to their use, followed where appropriate by a time significance definition.</w:t>
-      </w:r>
-    </w:p>
-    <w:p>
-      <w:r>
-        <w:rPr>
-          <w:rFonts w:ascii="Verdana" w:hAnsi="Verdana"/>
-          <w:i/>
-          <w:sz w:val="14"/>
-        </w:rPr>
-        <w:t>Note 160: Upward radiation shall be assigned negative values.</w:t>
-      </w:r>
-    </w:p>
-    <w:p>
-      <w:r>
-        <w:rPr>
-          <w:rFonts w:ascii="Verdana" w:hAnsi="Verdana"/>
-          <w:i/>
-          <w:sz w:val="14"/>
-        </w:rPr>
-        <w:t>Note 161: Upward w-components shall be assigned positive values where units are m s-1.</w:t>
-      </w:r>
-    </w:p>
-    <w:p>
-      <w:r>
-        <w:rPr>
-          <w:rFonts w:ascii="Verdana" w:hAnsi="Verdana"/>
-          <w:i/>
-          <w:sz w:val="14"/>
-        </w:rPr>
-        <w:t>Note 162: Useful ranges used above:1011 Bq to 1019 Bq for releases;10-2 Bq to 107 Bq and 10-2 mSv to 107 mSv for concentration and doses.</w:t>
-      </w:r>
-    </w:p>
-    <w:p>
-      <w:r>
-        <w:rPr>
-          <w:rFonts w:ascii="Verdana" w:hAnsi="Verdana"/>
-          <w:i/>
-          <w:sz w:val="14"/>
-        </w:rPr>
-        <w:t>Note 163: Values of latitude and latitude increments are limited to the range -90 degrees to +90 degrees.</w:t>
-      </w:r>
-    </w:p>
-    <w:p>
-      <w:r>
-        <w:rPr>
-          <w:rFonts w:ascii="Verdana" w:hAnsi="Verdana"/>
-          <w:i/>
-          <w:sz w:val="14"/>
-        </w:rPr>
-        <w:t>Note 164: Values of longitude are limited to the range -180 degrees to +180 degrees.</w:t>
-      </w:r>
-    </w:p>
-    <w:p>
-      <w:r>
-        <w:rPr>
-          <w:rFonts w:ascii="Verdana" w:hAnsi="Verdana"/>
-          <w:i/>
-          <w:sz w:val="14"/>
-        </w:rPr>
-        <w:t>Note 165: Vertical elements and pressure shall be used to define values of these elements independent of the element or variable denoting the vertical coordinate.</w:t>
-      </w:r>
-    </w:p>
-    <w:p>
-      <w:r>
-        <w:rPr>
-          <w:rFonts w:ascii="Verdana" w:hAnsi="Verdana"/>
-          <w:i/>
-          <w:sz w:val="14"/>
-        </w:rPr>
-        <w:t>Note 166: West longitude shall be assigned negative values.</w:t>
-      </w:r>
-    </w:p>
-    <w:p>
-      <w:r>
-        <w:rPr>
-          <w:rFonts w:ascii="Verdana" w:hAnsi="Verdana"/>
-          <w:i/>
-          <w:sz w:val="14"/>
-        </w:rPr>
-        <w:t>Note 167: West to east u-components shall be assigned positive values.</w:t>
-      </w:r>
-    </w:p>
-    <w:p>
-      <w:r>
-        <w:rPr>
-          <w:rFonts w:ascii="Verdana" w:hAnsi="Verdana"/>
-          <w:i/>
-          <w:sz w:val="14"/>
-        </w:rPr>
-        <w:t>Note 176: Where more than one time period or displacement is required to define complex time structures, they shall be defined in immediate succession, and the following ordering shall apply: ensemble period (if required), followed by forecast period (if required), followed by period for averaging or accumulation (if required).</w:t>
-      </w:r>
-    </w:p>
-    <w:p>
-      <w:r>
-        <w:rPr>
-          <w:rFonts w:ascii="Verdana" w:hAnsi="Verdana"/>
-          <w:i/>
-          <w:sz w:val="14"/>
-        </w:rPr>
-        <w:t>Note 178: Where the expression "period specified" is entered under element name, an appropriate period shall be specified using descriptors from Class 04.</w:t>
-      </w:r>
-    </w:p>
-    <w:p>
-      <w:r>
-        <w:rPr>
-          <w:rFonts w:ascii="Verdana" w:hAnsi="Verdana"/>
-          <w:i/>
-          <w:sz w:val="14"/>
-        </w:rPr>
-        <w:t>Note 179: Where values are accumulated or averaged (for example over a time period), the total number of values from which the accumulated or averaged values are obtained may be represented using reference 0 08 022.</w:t>
-      </w:r>
-    </w:p>
-    <w:p>
-      <w:r>
-        <w:rPr>
-          <w:rFonts w:ascii="Verdana" w:hAnsi="Verdana"/>
-          <w:i/>
-          <w:sz w:val="14"/>
-        </w:rPr>
-        <w:t>Note 180: Wind reporting standards: Speed Direction No observation Missing Missing Calm 0 0 Normal observation &gt; 0 1° - 360° Speed only &gt; 0 Missing Direction only Missing 1°-360° "Light and variable" &gt; 0 0</w:t>
-      </w:r>
-    </w:p>
-    <w:p>
-      <w:r>
-        <w:rPr>
-          <w:rFonts w:ascii="Verdana" w:hAnsi="Verdana"/>
-          <w:i/>
-          <w:sz w:val="14"/>
-        </w:rPr>
-        <w:t>Note 181: Wind waves and waves reporting standards:Observation Speed Direction No observation Missing Missing Calm 0 0 Normal observation &gt;0 1-360 Speed only &gt;0 Missing Direction only Missing 1-360"Light and variable" &gt;0 0</w:t>
       </w:r>
     </w:p>
     <w:tbl>
@@ -3120,6 +2750,377 @@
         </w:tc>
       </w:tr>
     </w:tbl>
+    <w:p/>
+    <w:p>
+      <w:r>
+        <w:rPr>
+          <w:rFonts w:ascii="Verdana" w:hAnsi="Verdana"/>
+          <w:i/>
+          <w:sz w:val="14"/>
+        </w:rPr>
+        <w:t>Note 23: A precipitation value of -0.1 kg m-2 before scaling (-1 after scaling or in CREX) shall indicate a "trace" (non-measurable, less than 0.05 kg m-2).</w:t>
+      </w:r>
+    </w:p>
+    <w:p>
+      <w:r>
+        <w:rPr>
+          <w:rFonts w:ascii="Verdana" w:hAnsi="Verdana"/>
+          <w:i/>
+          <w:sz w:val="14"/>
+        </w:rPr>
+        <w:t>Note 25: A previously defined significance may be cancelled by transmitting a "missing" from the appropriate code or flag table.</w:t>
+      </w:r>
+    </w:p>
+    <w:p>
+      <w:r>
+        <w:rPr>
+          <w:rFonts w:ascii="Verdana" w:hAnsi="Verdana"/>
+          <w:i/>
+          <w:sz w:val="14"/>
+        </w:rPr>
+        <w:t>Note 27: All times are Universal Time Coordinated (UTC) unless otherwise noted.</w:t>
+      </w:r>
+    </w:p>
+    <w:p>
+      <w:r>
+        <w:rPr>
+          <w:rFonts w:ascii="Verdana" w:hAnsi="Verdana"/>
+          <w:i/>
+          <w:sz w:val="14"/>
+        </w:rPr>
+        <w:t>Note 32: Bearing or azimuth shall only be used with respect to a stated location, and shall not redefine that location.</w:t>
+      </w:r>
+    </w:p>
+    <w:p>
+      <w:r>
+        <w:rPr>
+          <w:rFonts w:ascii="Verdana" w:hAnsi="Verdana"/>
+          <w:i/>
+          <w:sz w:val="14"/>
+        </w:rPr>
+        <w:t>Note 62: Distance shall only be used with respect to a stated location and a bearing, azimuth or elevation; it shall not redefine that location.</w:t>
+      </w:r>
+    </w:p>
+    <w:p>
+      <w:r>
+        <w:rPr>
+          <w:rFonts w:ascii="Verdana" w:hAnsi="Verdana"/>
+          <w:i/>
+          <w:sz w:val="14"/>
+        </w:rPr>
+        <w:t>Note 63: Downward radiation shall be assigned positive values.</w:t>
+      </w:r>
+    </w:p>
+    <w:p>
+      <w:r>
+        <w:rPr>
+          <w:rFonts w:ascii="Verdana" w:hAnsi="Verdana"/>
+          <w:i/>
+          <w:sz w:val="14"/>
+        </w:rPr>
+        <w:t>Note 64: Downward w-components shall be assigned positive values where units are Pa s-1.</w:t>
+      </w:r>
+    </w:p>
+    <w:p>
+      <w:r>
+        <w:rPr>
+          <w:rFonts w:ascii="Verdana" w:hAnsi="Verdana"/>
+          <w:i/>
+          <w:sz w:val="14"/>
+        </w:rPr>
+        <w:t>Note 66: East to west increments shall be assigned negative values.</w:t>
+      </w:r>
+    </w:p>
+    <w:p>
+      <w:r>
+        <w:rPr>
+          <w:rFonts w:ascii="Verdana" w:hAnsi="Verdana"/>
+          <w:i/>
+          <w:sz w:val="14"/>
+        </w:rPr>
+        <w:t>Note 75: For CREX descriptors F = B, not 0.</w:t>
+      </w:r>
+    </w:p>
+    <w:p>
+      <w:r>
+        <w:rPr>
+          <w:rFonts w:ascii="Verdana" w:hAnsi="Verdana"/>
+          <w:i/>
+          <w:sz w:val="14"/>
+        </w:rPr>
+        <w:t>Note 92: In order to distinguish unambiguously the cases of missing data and saturated pixels, n-bit image data should be encoded using a data width of n+1. Where such a descriptor is not already available in Class 30, operator descriptor 2 01 YYY should be used to modify the data width of the existing entry as required.</w:t>
+      </w:r>
+    </w:p>
+    <w:p>
+      <w:r>
+        <w:rPr>
+          <w:rFonts w:ascii="Verdana" w:hAnsi="Verdana"/>
+          <w:i/>
+          <w:sz w:val="14"/>
+        </w:rPr>
+        <w:t>Note 105: Negative time periods or displacements shall be used to indicate time periods or displacements preceding the currently defined time.</w:t>
+      </w:r>
+    </w:p>
+    <w:p>
+      <w:r>
+        <w:rPr>
+          <w:rFonts w:ascii="Verdana" w:hAnsi="Verdana"/>
+          <w:i/>
+          <w:sz w:val="14"/>
+        </w:rPr>
+        <w:t>Note 110: North to south increments shall be assigned negative values.</w:t>
+      </w:r>
+    </w:p>
+    <w:p>
+      <w:r>
+        <w:rPr>
+          <w:rFonts w:ascii="Verdana" w:hAnsi="Verdana"/>
+          <w:i/>
+          <w:sz w:val="14"/>
+        </w:rPr>
+        <w:t>Note 115: Pixel data width can be changed with descriptor 2 01 YYY.</w:t>
+      </w:r>
+    </w:p>
+    <w:p>
+      <w:r>
+        <w:rPr>
+          <w:rFonts w:ascii="Verdana" w:hAnsi="Verdana"/>
+          <w:i/>
+          <w:sz w:val="14"/>
+        </w:rPr>
+        <w:t>Note 121: Some indication of expected accuracy may be implied in conjunction with certain elements in this class.</w:t>
+      </w:r>
+    </w:p>
+    <w:p>
+      <w:r>
+        <w:rPr>
+          <w:rFonts w:ascii="Verdana" w:hAnsi="Verdana"/>
+          <w:i/>
+          <w:sz w:val="14"/>
+        </w:rPr>
+        <w:t>Note 122: South latitude shall be assigned negative values.</w:t>
+      </w:r>
+    </w:p>
+    <w:p>
+      <w:r>
+        <w:rPr>
+          <w:rFonts w:ascii="Verdana" w:hAnsi="Verdana"/>
+          <w:i/>
+          <w:sz w:val="14"/>
+        </w:rPr>
+        <w:t>Note 123: South to north v-components shall be assigned positive values.</w:t>
+      </w:r>
+    </w:p>
+    <w:p>
+      <w:r>
+        <w:rPr>
+          <w:rFonts w:ascii="Verdana" w:hAnsi="Verdana"/>
+          <w:i/>
+          <w:sz w:val="14"/>
+        </w:rPr>
+        <w:t>Note 126: Surface wind direction measured at a station within 1° of the North Pole or within 1° of the South Pole shall be reported in such a way that the azimuth ring shall be aligned with its zero coinciding with the Greenwich 0° meridian.</w:t>
+      </w:r>
+    </w:p>
+    <w:p>
+      <w:r>
+        <w:rPr>
+          <w:rFonts w:ascii="Verdana" w:hAnsi="Verdana"/>
+          <w:i/>
+          <w:sz w:val="14"/>
+        </w:rPr>
+        <w:t>Note 140: The pixel size on horizontal - 1 is given at location where map scale factor is unity.</w:t>
+      </w:r>
+    </w:p>
+    <w:p>
+      <w:r>
+        <w:rPr>
+          <w:rFonts w:ascii="Verdana" w:hAnsi="Verdana"/>
+          <w:i/>
+          <w:sz w:val="14"/>
+        </w:rPr>
+        <w:t>Note 141: The pixel size on horizontal - 2 is given at location where map scale factor is unity.</w:t>
+      </w:r>
+    </w:p>
+    <w:p>
+      <w:r>
+        <w:rPr>
+          <w:rFonts w:ascii="Verdana" w:hAnsi="Verdana"/>
+          <w:i/>
+          <w:sz w:val="14"/>
+        </w:rPr>
+        <w:t>Note 145: The significance of time periods or displacements may be indicated using the time significance code corresponding to table reference 0 08 021.</w:t>
+      </w:r>
+    </w:p>
+    <w:p>
+      <w:r>
+        <w:rPr>
+          <w:rFonts w:ascii="Verdana" w:hAnsi="Verdana"/>
+          <w:i/>
+          <w:sz w:val="14"/>
+        </w:rPr>
+        <w:t>Note 149: The time location, when used with forecast values, shall indicate the time of the initial state for the forecast, or the beginning of the forecast period; when used with ensemble means of forecast values, the time location shall indicate the initial state or the beginning of the first forecast over which ensemble means are derived.</w:t>
+      </w:r>
+    </w:p>
+    <w:p>
+      <w:r>
+        <w:rPr>
+          <w:rFonts w:ascii="Verdana" w:hAnsi="Verdana"/>
+          <w:i/>
+          <w:sz w:val="14"/>
+        </w:rPr>
+        <w:t>Note 155: This class may also contain elements relating to observational procedures.</w:t>
+      </w:r>
+    </w:p>
+    <w:p>
+      <w:r>
+        <w:rPr>
+          <w:rFonts w:ascii="Verdana" w:hAnsi="Verdana"/>
+          <w:i/>
+          <w:sz w:val="14"/>
+        </w:rPr>
+        <w:t>Note 156: This class shall contain elements to describe the instrumentation used to obtain the meteorological elements reported.</w:t>
+      </w:r>
+    </w:p>
+    <w:p>
+      <w:r>
+        <w:rPr>
+          <w:rFonts w:ascii="Verdana" w:hAnsi="Verdana"/>
+          <w:i/>
+          <w:sz w:val="14"/>
+        </w:rPr>
+        <w:t>Note 158: Time periods or displacements and time increments require an initial time location to be defined prior to their use, followed where appropriate by a time significance definition.</w:t>
+      </w:r>
+    </w:p>
+    <w:p>
+      <w:r>
+        <w:rPr>
+          <w:rFonts w:ascii="Verdana" w:hAnsi="Verdana"/>
+          <w:i/>
+          <w:sz w:val="14"/>
+        </w:rPr>
+        <w:t>Note 160: Upward radiation shall be assigned negative values.</w:t>
+      </w:r>
+    </w:p>
+    <w:p>
+      <w:r>
+        <w:rPr>
+          <w:rFonts w:ascii="Verdana" w:hAnsi="Verdana"/>
+          <w:i/>
+          <w:sz w:val="14"/>
+        </w:rPr>
+        <w:t>Note 161: Upward w-components shall be assigned positive values where units are m s-1.</w:t>
+      </w:r>
+    </w:p>
+    <w:p>
+      <w:r>
+        <w:rPr>
+          <w:rFonts w:ascii="Verdana" w:hAnsi="Verdana"/>
+          <w:i/>
+          <w:sz w:val="14"/>
+        </w:rPr>
+        <w:t>Note 162: Useful ranges used above:1011 Bq to 1019 Bq for releases;10-2 Bq to 107 Bq and 10-2 mSv to 107 mSv for concentration and doses.</w:t>
+      </w:r>
+    </w:p>
+    <w:p>
+      <w:r>
+        <w:rPr>
+          <w:rFonts w:ascii="Verdana" w:hAnsi="Verdana"/>
+          <w:i/>
+          <w:sz w:val="14"/>
+        </w:rPr>
+        <w:t>Note 163: Values of latitude and latitude increments are limited to the range -90 degrees to +90 degrees.</w:t>
+      </w:r>
+    </w:p>
+    <w:p>
+      <w:r>
+        <w:rPr>
+          <w:rFonts w:ascii="Verdana" w:hAnsi="Verdana"/>
+          <w:i/>
+          <w:sz w:val="14"/>
+        </w:rPr>
+        <w:t>Note 164: Values of longitude are limited to the range -180 degrees to +180 degrees.</w:t>
+      </w:r>
+    </w:p>
+    <w:p>
+      <w:r>
+        <w:rPr>
+          <w:rFonts w:ascii="Verdana" w:hAnsi="Verdana"/>
+          <w:i/>
+          <w:sz w:val="14"/>
+        </w:rPr>
+        <w:t>Note 165: Vertical elements and pressure shall be used to define values of these elements independent of the element or variable denoting the vertical coordinate.</w:t>
+      </w:r>
+    </w:p>
+    <w:p>
+      <w:r>
+        <w:rPr>
+          <w:rFonts w:ascii="Verdana" w:hAnsi="Verdana"/>
+          <w:i/>
+          <w:sz w:val="14"/>
+        </w:rPr>
+        <w:t>Note 166: West longitude shall be assigned negative values.</w:t>
+      </w:r>
+    </w:p>
+    <w:p>
+      <w:r>
+        <w:rPr>
+          <w:rFonts w:ascii="Verdana" w:hAnsi="Verdana"/>
+          <w:i/>
+          <w:sz w:val="14"/>
+        </w:rPr>
+        <w:t>Note 167: West to east u-components shall be assigned positive values.</w:t>
+      </w:r>
+    </w:p>
+    <w:p>
+      <w:r>
+        <w:rPr>
+          <w:rFonts w:ascii="Verdana" w:hAnsi="Verdana"/>
+          <w:i/>
+          <w:sz w:val="14"/>
+        </w:rPr>
+        <w:t>Note 176: Where more than one time period or displacement is required to define complex time structures, they shall be defined in immediate succession, and the following ordering shall apply: ensemble period (if required), followed by forecast period (if required), followed by period for averaging or accumulation (if required).</w:t>
+      </w:r>
+    </w:p>
+    <w:p>
+      <w:r>
+        <w:rPr>
+          <w:rFonts w:ascii="Verdana" w:hAnsi="Verdana"/>
+          <w:i/>
+          <w:sz w:val="14"/>
+        </w:rPr>
+        <w:t>Note 178: Where the expression "period specified" is entered under element name, an appropriate period shall be specified using descriptors from Class 04.</w:t>
+      </w:r>
+    </w:p>
+    <w:p>
+      <w:r>
+        <w:rPr>
+          <w:rFonts w:ascii="Verdana" w:hAnsi="Verdana"/>
+          <w:i/>
+          <w:sz w:val="14"/>
+        </w:rPr>
+        <w:t>Note 179: Where values are accumulated or averaged (for example over a time period), the total number of values from which the accumulated or averaged values are obtained may be represented using reference 0 08 022.</w:t>
+      </w:r>
+    </w:p>
+    <w:p>
+      <w:r>
+        <w:rPr>
+          <w:rFonts w:ascii="Verdana" w:hAnsi="Verdana"/>
+          <w:i/>
+          <w:sz w:val="14"/>
+        </w:rPr>
+        <w:t>Note 180: Wind reporting standards: Speed Direction No observation Missing Missing Calm 0 0 Normal observation &gt; 0 1° - 360° Speed only &gt; 0 Missing Direction only Missing 1°-360° "Light and variable" &gt; 0 0</w:t>
+      </w:r>
+    </w:p>
+    <w:p>
+      <w:r>
+        <w:rPr>
+          <w:rFonts w:ascii="Verdana" w:hAnsi="Verdana"/>
+          <w:i/>
+          <w:sz w:val="14"/>
+        </w:rPr>
+        <w:t>Note 181: Wind waves and waves reporting standards:Observation Speed Direction No observation Missing Missing Calm 0 0 Normal observation &gt;0 1-360 Speed only &gt;0 Missing Direction only Missing 1-360"Light and variable" &gt;0 0</w:t>
+      </w:r>
+    </w:p>
     <w:sectPr>
       <w:pgSz w:w="16838" w:h="11906" w:orient="landscape"/>
       <w:pgMar w:top="850" w:right="850" w:bottom="850" w:left="850" w:header="720" w:footer="720" w:gutter="0"/>

--- a/docx/en/BUFRCREX_TableB_en_35.docx
+++ b/docx/en/BUFRCREX_TableB_en_35.docx
@@ -2750,377 +2750,6 @@
         </w:tc>
       </w:tr>
     </w:tbl>
-    <w:p/>
-    <w:p>
-      <w:r>
-        <w:rPr>
-          <w:rFonts w:ascii="Verdana" w:hAnsi="Verdana"/>
-          <w:i/>
-          <w:sz w:val="14"/>
-        </w:rPr>
-        <w:t>Note 23: A precipitation value of -0.1 kg m-2 before scaling (-1 after scaling or in CREX) shall indicate a "trace" (non-measurable, less than 0.05 kg m-2).</w:t>
-      </w:r>
-    </w:p>
-    <w:p>
-      <w:r>
-        <w:rPr>
-          <w:rFonts w:ascii="Verdana" w:hAnsi="Verdana"/>
-          <w:i/>
-          <w:sz w:val="14"/>
-        </w:rPr>
-        <w:t>Note 25: A previously defined significance may be cancelled by transmitting a "missing" from the appropriate code or flag table.</w:t>
-      </w:r>
-    </w:p>
-    <w:p>
-      <w:r>
-        <w:rPr>
-          <w:rFonts w:ascii="Verdana" w:hAnsi="Verdana"/>
-          <w:i/>
-          <w:sz w:val="14"/>
-        </w:rPr>
-        <w:t>Note 27: All times are Universal Time Coordinated (UTC) unless otherwise noted.</w:t>
-      </w:r>
-    </w:p>
-    <w:p>
-      <w:r>
-        <w:rPr>
-          <w:rFonts w:ascii="Verdana" w:hAnsi="Verdana"/>
-          <w:i/>
-          <w:sz w:val="14"/>
-        </w:rPr>
-        <w:t>Note 32: Bearing or azimuth shall only be used with respect to a stated location, and shall not redefine that location.</w:t>
-      </w:r>
-    </w:p>
-    <w:p>
-      <w:r>
-        <w:rPr>
-          <w:rFonts w:ascii="Verdana" w:hAnsi="Verdana"/>
-          <w:i/>
-          <w:sz w:val="14"/>
-        </w:rPr>
-        <w:t>Note 62: Distance shall only be used with respect to a stated location and a bearing, azimuth or elevation; it shall not redefine that location.</w:t>
-      </w:r>
-    </w:p>
-    <w:p>
-      <w:r>
-        <w:rPr>
-          <w:rFonts w:ascii="Verdana" w:hAnsi="Verdana"/>
-          <w:i/>
-          <w:sz w:val="14"/>
-        </w:rPr>
-        <w:t>Note 63: Downward radiation shall be assigned positive values.</w:t>
-      </w:r>
-    </w:p>
-    <w:p>
-      <w:r>
-        <w:rPr>
-          <w:rFonts w:ascii="Verdana" w:hAnsi="Verdana"/>
-          <w:i/>
-          <w:sz w:val="14"/>
-        </w:rPr>
-        <w:t>Note 64: Downward w-components shall be assigned positive values where units are Pa s-1.</w:t>
-      </w:r>
-    </w:p>
-    <w:p>
-      <w:r>
-        <w:rPr>
-          <w:rFonts w:ascii="Verdana" w:hAnsi="Verdana"/>
-          <w:i/>
-          <w:sz w:val="14"/>
-        </w:rPr>
-        <w:t>Note 66: East to west increments shall be assigned negative values.</w:t>
-      </w:r>
-    </w:p>
-    <w:p>
-      <w:r>
-        <w:rPr>
-          <w:rFonts w:ascii="Verdana" w:hAnsi="Verdana"/>
-          <w:i/>
-          <w:sz w:val="14"/>
-        </w:rPr>
-        <w:t>Note 75: For CREX descriptors F = B, not 0.</w:t>
-      </w:r>
-    </w:p>
-    <w:p>
-      <w:r>
-        <w:rPr>
-          <w:rFonts w:ascii="Verdana" w:hAnsi="Verdana"/>
-          <w:i/>
-          <w:sz w:val="14"/>
-        </w:rPr>
-        <w:t>Note 92: In order to distinguish unambiguously the cases of missing data and saturated pixels, n-bit image data should be encoded using a data width of n+1. Where such a descriptor is not already available in Class 30, operator descriptor 2 01 YYY should be used to modify the data width of the existing entry as required.</w:t>
-      </w:r>
-    </w:p>
-    <w:p>
-      <w:r>
-        <w:rPr>
-          <w:rFonts w:ascii="Verdana" w:hAnsi="Verdana"/>
-          <w:i/>
-          <w:sz w:val="14"/>
-        </w:rPr>
-        <w:t>Note 105: Negative time periods or displacements shall be used to indicate time periods or displacements preceding the currently defined time.</w:t>
-      </w:r>
-    </w:p>
-    <w:p>
-      <w:r>
-        <w:rPr>
-          <w:rFonts w:ascii="Verdana" w:hAnsi="Verdana"/>
-          <w:i/>
-          <w:sz w:val="14"/>
-        </w:rPr>
-        <w:t>Note 110: North to south increments shall be assigned negative values.</w:t>
-      </w:r>
-    </w:p>
-    <w:p>
-      <w:r>
-        <w:rPr>
-          <w:rFonts w:ascii="Verdana" w:hAnsi="Verdana"/>
-          <w:i/>
-          <w:sz w:val="14"/>
-        </w:rPr>
-        <w:t>Note 115: Pixel data width can be changed with descriptor 2 01 YYY.</w:t>
-      </w:r>
-    </w:p>
-    <w:p>
-      <w:r>
-        <w:rPr>
-          <w:rFonts w:ascii="Verdana" w:hAnsi="Verdana"/>
-          <w:i/>
-          <w:sz w:val="14"/>
-        </w:rPr>
-        <w:t>Note 121: Some indication of expected accuracy may be implied in conjunction with certain elements in this class.</w:t>
-      </w:r>
-    </w:p>
-    <w:p>
-      <w:r>
-        <w:rPr>
-          <w:rFonts w:ascii="Verdana" w:hAnsi="Verdana"/>
-          <w:i/>
-          <w:sz w:val="14"/>
-        </w:rPr>
-        <w:t>Note 122: South latitude shall be assigned negative values.</w:t>
-      </w:r>
-    </w:p>
-    <w:p>
-      <w:r>
-        <w:rPr>
-          <w:rFonts w:ascii="Verdana" w:hAnsi="Verdana"/>
-          <w:i/>
-          <w:sz w:val="14"/>
-        </w:rPr>
-        <w:t>Note 123: South to north v-components shall be assigned positive values.</w:t>
-      </w:r>
-    </w:p>
-    <w:p>
-      <w:r>
-        <w:rPr>
-          <w:rFonts w:ascii="Verdana" w:hAnsi="Verdana"/>
-          <w:i/>
-          <w:sz w:val="14"/>
-        </w:rPr>
-        <w:t>Note 126: Surface wind direction measured at a station within 1° of the North Pole or within 1° of the South Pole shall be reported in such a way that the azimuth ring shall be aligned with its zero coinciding with the Greenwich 0° meridian.</w:t>
-      </w:r>
-    </w:p>
-    <w:p>
-      <w:r>
-        <w:rPr>
-          <w:rFonts w:ascii="Verdana" w:hAnsi="Verdana"/>
-          <w:i/>
-          <w:sz w:val="14"/>
-        </w:rPr>
-        <w:t>Note 140: The pixel size on horizontal - 1 is given at location where map scale factor is unity.</w:t>
-      </w:r>
-    </w:p>
-    <w:p>
-      <w:r>
-        <w:rPr>
-          <w:rFonts w:ascii="Verdana" w:hAnsi="Verdana"/>
-          <w:i/>
-          <w:sz w:val="14"/>
-        </w:rPr>
-        <w:t>Note 141: The pixel size on horizontal - 2 is given at location where map scale factor is unity.</w:t>
-      </w:r>
-    </w:p>
-    <w:p>
-      <w:r>
-        <w:rPr>
-          <w:rFonts w:ascii="Verdana" w:hAnsi="Verdana"/>
-          <w:i/>
-          <w:sz w:val="14"/>
-        </w:rPr>
-        <w:t>Note 145: The significance of time periods or displacements may be indicated using the time significance code corresponding to table reference 0 08 021.</w:t>
-      </w:r>
-    </w:p>
-    <w:p>
-      <w:r>
-        <w:rPr>
-          <w:rFonts w:ascii="Verdana" w:hAnsi="Verdana"/>
-          <w:i/>
-          <w:sz w:val="14"/>
-        </w:rPr>
-        <w:t>Note 149: The time location, when used with forecast values, shall indicate the time of the initial state for the forecast, or the beginning of the forecast period; when used with ensemble means of forecast values, the time location shall indicate the initial state or the beginning of the first forecast over which ensemble means are derived.</w:t>
-      </w:r>
-    </w:p>
-    <w:p>
-      <w:r>
-        <w:rPr>
-          <w:rFonts w:ascii="Verdana" w:hAnsi="Verdana"/>
-          <w:i/>
-          <w:sz w:val="14"/>
-        </w:rPr>
-        <w:t>Note 155: This class may also contain elements relating to observational procedures.</w:t>
-      </w:r>
-    </w:p>
-    <w:p>
-      <w:r>
-        <w:rPr>
-          <w:rFonts w:ascii="Verdana" w:hAnsi="Verdana"/>
-          <w:i/>
-          <w:sz w:val="14"/>
-        </w:rPr>
-        <w:t>Note 156: This class shall contain elements to describe the instrumentation used to obtain the meteorological elements reported.</w:t>
-      </w:r>
-    </w:p>
-    <w:p>
-      <w:r>
-        <w:rPr>
-          <w:rFonts w:ascii="Verdana" w:hAnsi="Verdana"/>
-          <w:i/>
-          <w:sz w:val="14"/>
-        </w:rPr>
-        <w:t>Note 158: Time periods or displacements and time increments require an initial time location to be defined prior to their use, followed where appropriate by a time significance definition.</w:t>
-      </w:r>
-    </w:p>
-    <w:p>
-      <w:r>
-        <w:rPr>
-          <w:rFonts w:ascii="Verdana" w:hAnsi="Verdana"/>
-          <w:i/>
-          <w:sz w:val="14"/>
-        </w:rPr>
-        <w:t>Note 160: Upward radiation shall be assigned negative values.</w:t>
-      </w:r>
-    </w:p>
-    <w:p>
-      <w:r>
-        <w:rPr>
-          <w:rFonts w:ascii="Verdana" w:hAnsi="Verdana"/>
-          <w:i/>
-          <w:sz w:val="14"/>
-        </w:rPr>
-        <w:t>Note 161: Upward w-components shall be assigned positive values where units are m s-1.</w:t>
-      </w:r>
-    </w:p>
-    <w:p>
-      <w:r>
-        <w:rPr>
-          <w:rFonts w:ascii="Verdana" w:hAnsi="Verdana"/>
-          <w:i/>
-          <w:sz w:val="14"/>
-        </w:rPr>
-        <w:t>Note 162: Useful ranges used above:1011 Bq to 1019 Bq for releases;10-2 Bq to 107 Bq and 10-2 mSv to 107 mSv for concentration and doses.</w:t>
-      </w:r>
-    </w:p>
-    <w:p>
-      <w:r>
-        <w:rPr>
-          <w:rFonts w:ascii="Verdana" w:hAnsi="Verdana"/>
-          <w:i/>
-          <w:sz w:val="14"/>
-        </w:rPr>
-        <w:t>Note 163: Values of latitude and latitude increments are limited to the range -90 degrees to +90 degrees.</w:t>
-      </w:r>
-    </w:p>
-    <w:p>
-      <w:r>
-        <w:rPr>
-          <w:rFonts w:ascii="Verdana" w:hAnsi="Verdana"/>
-          <w:i/>
-          <w:sz w:val="14"/>
-        </w:rPr>
-        <w:t>Note 164: Values of longitude are limited to the range -180 degrees to +180 degrees.</w:t>
-      </w:r>
-    </w:p>
-    <w:p>
-      <w:r>
-        <w:rPr>
-          <w:rFonts w:ascii="Verdana" w:hAnsi="Verdana"/>
-          <w:i/>
-          <w:sz w:val="14"/>
-        </w:rPr>
-        <w:t>Note 165: Vertical elements and pressure shall be used to define values of these elements independent of the element or variable denoting the vertical coordinate.</w:t>
-      </w:r>
-    </w:p>
-    <w:p>
-      <w:r>
-        <w:rPr>
-          <w:rFonts w:ascii="Verdana" w:hAnsi="Verdana"/>
-          <w:i/>
-          <w:sz w:val="14"/>
-        </w:rPr>
-        <w:t>Note 166: West longitude shall be assigned negative values.</w:t>
-      </w:r>
-    </w:p>
-    <w:p>
-      <w:r>
-        <w:rPr>
-          <w:rFonts w:ascii="Verdana" w:hAnsi="Verdana"/>
-          <w:i/>
-          <w:sz w:val="14"/>
-        </w:rPr>
-        <w:t>Note 167: West to east u-components shall be assigned positive values.</w:t>
-      </w:r>
-    </w:p>
-    <w:p>
-      <w:r>
-        <w:rPr>
-          <w:rFonts w:ascii="Verdana" w:hAnsi="Verdana"/>
-          <w:i/>
-          <w:sz w:val="14"/>
-        </w:rPr>
-        <w:t>Note 176: Where more than one time period or displacement is required to define complex time structures, they shall be defined in immediate succession, and the following ordering shall apply: ensemble period (if required), followed by forecast period (if required), followed by period for averaging or accumulation (if required).</w:t>
-      </w:r>
-    </w:p>
-    <w:p>
-      <w:r>
-        <w:rPr>
-          <w:rFonts w:ascii="Verdana" w:hAnsi="Verdana"/>
-          <w:i/>
-          <w:sz w:val="14"/>
-        </w:rPr>
-        <w:t>Note 178: Where the expression "period specified" is entered under element name, an appropriate period shall be specified using descriptors from Class 04.</w:t>
-      </w:r>
-    </w:p>
-    <w:p>
-      <w:r>
-        <w:rPr>
-          <w:rFonts w:ascii="Verdana" w:hAnsi="Verdana"/>
-          <w:i/>
-          <w:sz w:val="14"/>
-        </w:rPr>
-        <w:t>Note 179: Where values are accumulated or averaged (for example over a time period), the total number of values from which the accumulated or averaged values are obtained may be represented using reference 0 08 022.</w:t>
-      </w:r>
-    </w:p>
-    <w:p>
-      <w:r>
-        <w:rPr>
-          <w:rFonts w:ascii="Verdana" w:hAnsi="Verdana"/>
-          <w:i/>
-          <w:sz w:val="14"/>
-        </w:rPr>
-        <w:t>Note 180: Wind reporting standards: Speed Direction No observation Missing Missing Calm 0 0 Normal observation &gt; 0 1° - 360° Speed only &gt; 0 Missing Direction only Missing 1°-360° "Light and variable" &gt; 0 0</w:t>
-      </w:r>
-    </w:p>
-    <w:p>
-      <w:r>
-        <w:rPr>
-          <w:rFonts w:ascii="Verdana" w:hAnsi="Verdana"/>
-          <w:i/>
-          <w:sz w:val="14"/>
-        </w:rPr>
-        <w:t>Note 181: Wind waves and waves reporting standards:Observation Speed Direction No observation Missing Missing Calm 0 0 Normal observation &gt;0 1-360 Speed only &gt;0 Missing Direction only Missing 1-360"Light and variable" &gt;0 0</w:t>
-      </w:r>
-    </w:p>
     <w:sectPr>
       <w:pgSz w:w="16838" w:h="11906" w:orient="landscape"/>
       <w:pgMar w:top="850" w:right="850" w:bottom="850" w:left="850" w:header="720" w:footer="720" w:gutter="0"/>
